--- a/论文工作区/第九版SC-RRT，一种基于自适应双向超椭球体采样约束的路径规划研究.docx
+++ b/论文工作区/第九版SC-RRT，一种基于自适应双向超椭球体采样约束的路径规划研究.docx
@@ -541,14 +541,6 @@
       <w:commentRangeStart w:id="3"/>
       <w:r>
         <w:rPr>
-          <w:rFonts w:eastAsiaTheme="minorEastAsia" w:hint="eastAsia"/>
-          <w:color w:val="EE0000"/>
-          <w:lang w:eastAsia="zh-CN"/>
-        </w:rPr>
-        <w:t>待定：</w:t>
-      </w:r>
-      <w:r>
-        <w:rPr>
           <w:rFonts w:eastAsiaTheme="minorEastAsia"/>
           <w:color w:val="EE0000"/>
           <w:lang w:eastAsia="zh-CN"/>
@@ -1622,30 +1614,12 @@
         <w:ind w:left="220" w:right="110" w:firstLine="500"/>
         <w:jc w:val="both"/>
         <w:rPr>
-          <w:rFonts w:eastAsiaTheme="minorEastAsia"/>
-          <w:sz w:val="22"/>
-          <w:szCs w:val="22"/>
-          <w:lang w:eastAsia="zh-CN"/>
-        </w:rPr>
-      </w:pPr>
-      <w:r>
-        <w:rPr>
-          <w:rFonts w:eastAsiaTheme="minorEastAsia"/>
-          <w:sz w:val="22"/>
-          <w:szCs w:val="22"/>
-          <w:lang w:eastAsia="zh-CN"/>
-        </w:rPr>
-        <w:t>仿真实验</w:t>
-      </w:r>
-      <w:r>
-        <w:rPr>
           <w:rFonts w:eastAsiaTheme="minorEastAsia" w:hint="eastAsia"/>
           <w:sz w:val="22"/>
           <w:szCs w:val="22"/>
           <w:lang w:eastAsia="zh-CN"/>
         </w:rPr>
-        <w:t>结果表明</w:t>
-      </w:r>
+      </w:pPr>
       <w:r>
         <w:rPr>
           <w:rFonts w:eastAsiaTheme="minorEastAsia"/>
@@ -1653,16 +1627,7 @@
           <w:szCs w:val="22"/>
           <w:lang w:eastAsia="zh-CN"/>
         </w:rPr>
-        <w:t>，</w:t>
-      </w:r>
-      <w:r>
-        <w:rPr>
-          <w:rFonts w:eastAsiaTheme="minorEastAsia"/>
-          <w:sz w:val="22"/>
-          <w:szCs w:val="22"/>
-          <w:lang w:eastAsia="zh-CN"/>
-        </w:rPr>
-        <w:t>在不同障碍密度及空间维度的测试场景中，</w:t>
+        <w:t>仿真实验</w:t>
       </w:r>
       <w:r>
         <w:rPr>
@@ -1671,7 +1636,25 @@
           <w:szCs w:val="22"/>
           <w:lang w:eastAsia="zh-CN"/>
         </w:rPr>
-        <w:t>与</w:t>
+        <w:t>结果表明</w:t>
+      </w:r>
+      <w:r>
+        <w:rPr>
+          <w:rFonts w:eastAsiaTheme="minorEastAsia"/>
+          <w:sz w:val="22"/>
+          <w:szCs w:val="22"/>
+          <w:lang w:eastAsia="zh-CN"/>
+        </w:rPr>
+        <w:t>，</w:t>
+      </w:r>
+      <w:r>
+        <w:rPr>
+          <w:rFonts w:eastAsiaTheme="minorEastAsia"/>
+          <w:sz w:val="22"/>
+          <w:szCs w:val="22"/>
+          <w:lang w:eastAsia="zh-CN"/>
+        </w:rPr>
+        <w:t>在不同障碍密度及空间维度的测试场景中，</w:t>
       </w:r>
       <w:r>
         <w:rPr>
@@ -1680,7 +1663,7 @@
           <w:szCs w:val="22"/>
           <w:lang w:eastAsia="zh-CN"/>
         </w:rPr>
-        <w:t>Dynamic-RRT</w:t>
+        <w:t>与</w:t>
       </w:r>
       <w:r>
         <w:rPr>
@@ -1689,7 +1672,7 @@
           <w:szCs w:val="22"/>
           <w:lang w:eastAsia="zh-CN"/>
         </w:rPr>
-        <w:t>算法</w:t>
+        <w:t>Dynamic-RRT</w:t>
       </w:r>
       <w:r>
         <w:rPr>
@@ -1698,16 +1681,7 @@
           <w:szCs w:val="22"/>
           <w:lang w:eastAsia="zh-CN"/>
         </w:rPr>
-        <w:t>相比</w:t>
-      </w:r>
-      <w:r>
-        <w:rPr>
-          <w:rFonts w:eastAsiaTheme="minorEastAsia"/>
-          <w:sz w:val="22"/>
-          <w:szCs w:val="22"/>
-          <w:lang w:eastAsia="zh-CN"/>
-        </w:rPr>
-        <w:t>，</w:t>
+        <w:t>算法</w:t>
       </w:r>
       <w:r>
         <w:rPr>
@@ -1716,7 +1690,16 @@
           <w:szCs w:val="22"/>
           <w:lang w:eastAsia="zh-CN"/>
         </w:rPr>
-        <w:t>SC-RRT</w:t>
+        <w:t>相比</w:t>
+      </w:r>
+      <w:r>
+        <w:rPr>
+          <w:rFonts w:eastAsiaTheme="minorEastAsia"/>
+          <w:sz w:val="22"/>
+          <w:szCs w:val="22"/>
+          <w:lang w:eastAsia="zh-CN"/>
+        </w:rPr>
+        <w:t>，</w:t>
       </w:r>
       <w:r>
         <w:rPr>
@@ -1725,7 +1708,7 @@
           <w:szCs w:val="22"/>
           <w:lang w:eastAsia="zh-CN"/>
         </w:rPr>
-        <w:t>算法</w:t>
+        <w:t>SC-RRT</w:t>
       </w:r>
       <w:r>
         <w:rPr>
@@ -1734,7 +1717,7 @@
           <w:szCs w:val="22"/>
           <w:lang w:eastAsia="zh-CN"/>
         </w:rPr>
-        <w:t>在相同</w:t>
+        <w:t>算法</w:t>
       </w:r>
       <w:r>
         <w:rPr>
@@ -1743,7 +1726,7 @@
           <w:szCs w:val="22"/>
           <w:lang w:eastAsia="zh-CN"/>
         </w:rPr>
-        <w:t>计算</w:t>
+        <w:t>在相同</w:t>
       </w:r>
       <w:r>
         <w:rPr>
@@ -1752,7 +1735,7 @@
           <w:szCs w:val="22"/>
           <w:lang w:eastAsia="zh-CN"/>
         </w:rPr>
-        <w:t>时间</w:t>
+        <w:t>计算</w:t>
       </w:r>
       <w:r>
         <w:rPr>
@@ -1761,7 +1744,7 @@
           <w:szCs w:val="22"/>
           <w:lang w:eastAsia="zh-CN"/>
         </w:rPr>
-        <w:t>约束</w:t>
+        <w:t>时间</w:t>
       </w:r>
       <w:r>
         <w:rPr>
@@ -1770,7 +1753,7 @@
           <w:szCs w:val="22"/>
           <w:lang w:eastAsia="zh-CN"/>
         </w:rPr>
-        <w:t>下</w:t>
+        <w:t>约束</w:t>
       </w:r>
       <w:r>
         <w:rPr>
@@ -1779,7 +1762,7 @@
           <w:szCs w:val="22"/>
           <w:lang w:eastAsia="zh-CN"/>
         </w:rPr>
-        <w:t>，平均</w:t>
+        <w:t>下</w:t>
       </w:r>
       <w:r>
         <w:rPr>
@@ -1788,7 +1771,7 @@
           <w:szCs w:val="22"/>
           <w:lang w:eastAsia="zh-CN"/>
         </w:rPr>
-        <w:t>路径节点</w:t>
+        <w:t>，平均</w:t>
       </w:r>
       <w:r>
         <w:rPr>
@@ -1797,7 +1780,7 @@
           <w:szCs w:val="22"/>
           <w:lang w:eastAsia="zh-CN"/>
         </w:rPr>
-        <w:t>数量</w:t>
+        <w:t>路径节点</w:t>
       </w:r>
       <w:r>
         <w:rPr>
@@ -1806,7 +1789,7 @@
           <w:szCs w:val="22"/>
           <w:lang w:eastAsia="zh-CN"/>
         </w:rPr>
-        <w:t>减少</w:t>
+        <w:t>数量</w:t>
       </w:r>
       <w:r>
         <w:rPr>
@@ -1815,9 +1798,8 @@
           <w:szCs w:val="22"/>
           <w:lang w:eastAsia="zh-CN"/>
         </w:rPr>
-        <w:t>约</w:t>
-      </w:r>
-      <w:bookmarkStart w:id="9" w:name="OLE_LINK8"/>
+        <w:t>减少</w:t>
+      </w:r>
       <w:r>
         <w:rPr>
           <w:rFonts w:eastAsiaTheme="minorEastAsia" w:hint="eastAsia"/>
@@ -1825,8 +1807,9 @@
           <w:szCs w:val="22"/>
           <w:lang w:eastAsia="zh-CN"/>
         </w:rPr>
-        <w:t>3</w:t>
-      </w:r>
+        <w:t>约</w:t>
+      </w:r>
+      <w:bookmarkStart w:id="9" w:name="OLE_LINK8"/>
       <w:r>
         <w:rPr>
           <w:rFonts w:eastAsiaTheme="minorEastAsia" w:hint="eastAsia"/>
@@ -1834,7 +1817,7 @@
           <w:szCs w:val="22"/>
           <w:lang w:eastAsia="zh-CN"/>
         </w:rPr>
-        <w:t>5%~40</w:t>
+        <w:t>3</w:t>
       </w:r>
       <w:r>
         <w:rPr>
@@ -1843,9 +1826,8 @@
           <w:szCs w:val="22"/>
           <w:lang w:eastAsia="zh-CN"/>
         </w:rPr>
-        <w:t>%</w:t>
-      </w:r>
-      <w:bookmarkEnd w:id="9"/>
+        <w:t>5%~40</w:t>
+      </w:r>
       <w:r>
         <w:rPr>
           <w:rFonts w:eastAsiaTheme="minorEastAsia" w:hint="eastAsia"/>
@@ -1853,8 +1835,9 @@
           <w:szCs w:val="22"/>
           <w:lang w:eastAsia="zh-CN"/>
         </w:rPr>
-        <w:t>，路径长度</w:t>
-      </w:r>
+        <w:t>%</w:t>
+      </w:r>
+      <w:bookmarkEnd w:id="9"/>
       <w:r>
         <w:rPr>
           <w:rFonts w:eastAsiaTheme="minorEastAsia" w:hint="eastAsia"/>
@@ -1862,7 +1845,7 @@
           <w:szCs w:val="22"/>
           <w:lang w:eastAsia="zh-CN"/>
         </w:rPr>
-        <w:t>降低</w:t>
+        <w:t>，路径长度</w:t>
       </w:r>
       <w:r>
         <w:rPr>
@@ -1871,7 +1854,7 @@
           <w:szCs w:val="22"/>
           <w:lang w:eastAsia="zh-CN"/>
         </w:rPr>
-        <w:t>15%~20%</w:t>
+        <w:t>降低</w:t>
       </w:r>
       <w:r>
         <w:rPr>
@@ -1880,6 +1863,15 @@
           <w:szCs w:val="22"/>
           <w:lang w:eastAsia="zh-CN"/>
         </w:rPr>
+        <w:t>15%~20%</w:t>
+      </w:r>
+      <w:r>
+        <w:rPr>
+          <w:rFonts w:eastAsiaTheme="minorEastAsia" w:hint="eastAsia"/>
+          <w:sz w:val="22"/>
+          <w:szCs w:val="22"/>
+          <w:lang w:eastAsia="zh-CN"/>
+        </w:rPr>
         <w:t>，</w:t>
       </w:r>
       <w:r>
@@ -1896,151 +1888,229 @@
     <w:p>
       <w:pPr>
         <w:pStyle w:val="a3"/>
-        <w:ind w:firstLineChars="200" w:firstLine="420"/>
-        <w:rPr>
-          <w:rFonts w:eastAsiaTheme="minorEastAsia"/>
-          <w:sz w:val="21"/>
-          <w:lang w:eastAsia="zh-CN"/>
-        </w:rPr>
-      </w:pPr>
-      <w:r>
-        <w:rPr>
-          <w:rFonts w:eastAsiaTheme="minorEastAsia"/>
-          <w:sz w:val="21"/>
-          <w:lang w:eastAsia="zh-CN"/>
-        </w:rPr>
-        <w:t>This paper proposes an SC-RRT path planning algorithm based on adaptive bidirectional hyper-ellipsoidal constrained sampling, aiming to address the limitations of conventional RRT-based methods caused by uniform sampling over the entire search space, including excessive redundant computation, low convergence efficiency, and suboptimal path quality. The proposed approach is particularly suitable for high-dimensional and obstacle-dense complex operational environments.</w:t>
+        <w:spacing w:line="261" w:lineRule="auto"/>
+        <w:ind w:left="220"/>
+        <w:rPr>
+          <w:spacing w:val="-2"/>
+          <w:lang w:eastAsia="zh-CN"/>
+        </w:rPr>
+      </w:pPr>
+      <w:r>
+        <w:rPr>
+          <w:rFonts w:ascii="Arial" w:hAnsi="Arial"/>
+          <w:b/>
+          <w:spacing w:val="-2"/>
+          <w:lang w:eastAsia="zh-CN"/>
+        </w:rPr>
+        <w:t>Keywords</w:t>
+      </w:r>
+      <w:r>
+        <w:rPr>
+          <w:rFonts w:ascii="宋体" w:eastAsia="宋体" w:hAnsi="宋体" w:cs="宋体" w:hint="eastAsia"/>
+          <w:b/>
+          <w:spacing w:val="-2"/>
+          <w:lang w:eastAsia="zh-CN"/>
+        </w:rPr>
+        <w:t>：</w:t>
+      </w:r>
+      <w:r>
+        <w:rPr>
+          <w:rFonts w:eastAsiaTheme="minorEastAsia" w:hint="eastAsia"/>
+          <w:spacing w:val="-2"/>
+          <w:lang w:eastAsia="zh-CN"/>
+        </w:rPr>
+        <w:t xml:space="preserve"> </w:t>
+      </w:r>
+      <w:r>
+        <w:rPr>
+          <w:rFonts w:ascii="宋体" w:eastAsia="宋体" w:hAnsi="宋体" w:cs="宋体" w:hint="eastAsia"/>
+          <w:spacing w:val="-2"/>
+          <w:lang w:eastAsia="zh-CN"/>
+        </w:rPr>
+        <w:t>快速扩展随机树（</w:t>
+      </w:r>
+      <w:r>
+        <w:rPr>
+          <w:spacing w:val="-2"/>
+          <w:lang w:eastAsia="zh-CN"/>
+        </w:rPr>
+        <w:t>RRT</w:t>
+      </w:r>
+      <w:r>
+        <w:rPr>
+          <w:rFonts w:ascii="宋体" w:eastAsia="宋体" w:hAnsi="宋体" w:cs="宋体" w:hint="eastAsia"/>
+          <w:spacing w:val="-2"/>
+          <w:lang w:eastAsia="zh-CN"/>
+        </w:rPr>
+        <w:t>）、知情采样、双向规划、帕累托支配、路径规划、自适应控制</w:t>
       </w:r>
     </w:p>
     <w:p>
       <w:pPr>
-        <w:pStyle w:val="a3"/>
-        <w:ind w:firstLineChars="200" w:firstLine="420"/>
-        <w:rPr>
-          <w:rFonts w:eastAsiaTheme="minorEastAsia"/>
-          <w:sz w:val="21"/>
-          <w:lang w:eastAsia="zh-CN"/>
-        </w:rPr>
-      </w:pPr>
-      <w:r>
-        <w:rPr>
-          <w:rFonts w:eastAsiaTheme="minorEastAsia"/>
-          <w:sz w:val="21"/>
-          <w:lang w:eastAsia="zh-CN"/>
-        </w:rPr>
-        <w:t>Within a bidirectional parallel tree expansion framework, an intermediate waypoint–guided strategy is introduced to decompose the global path planning process into a sequence of stage-wise subproblems. By incorporating a PID control mechanism, the sampling distribution parameters are adjusted online, enabling the construction of a knowledge-informed sampling subset that dynamically evolves with the search state. This allows the sampling density to be adaptively allocated between global exploration and locally constrained regions, thereby regulating the expansion direction and step size of the bidirectional trees, reducing ineffective expansions while maintaining the feasibility and continuity of the search process. Furthermore, a non-symmetric hyper-ellipsoidal constraint strategy is employed to perform directional compression and expansion of the sampling space, enhancing the resolution of the search toward potential feasible corridors. Meanwhile, a three-dimensional Pareto-dominance–based node selection mechanism is introduced to jointly consider exploration efficiency, path cost, and path tortuosity during node expansion, achieving multi-objective coordinated optimization and guiding the search trees to continuously converge toward feasible path regions with low cost and low curvature.</w:t>
-      </w:r>
+        <w:rPr>
+          <w:rFonts w:eastAsiaTheme="minorEastAsia"/>
+          <w:sz w:val="19"/>
+          <w:lang w:eastAsia="zh-CN"/>
+        </w:rPr>
+      </w:pPr>
     </w:p>
     <w:p>
       <w:pPr>
-        <w:pStyle w:val="a3"/>
-        <w:ind w:firstLineChars="200" w:firstLine="420"/>
-        <w:rPr>
-          <w:rFonts w:eastAsiaTheme="minorEastAsia"/>
-          <w:sz w:val="21"/>
-          <w:lang w:eastAsia="zh-CN"/>
-        </w:rPr>
-      </w:pPr>
-      <w:r>
-        <w:rPr>
-          <w:rFonts w:eastAsiaTheme="minorEastAsia"/>
-          <w:sz w:val="21"/>
-          <w:lang w:eastAsia="zh-CN"/>
-        </w:rPr>
-        <w:t xml:space="preserve">Simulation results demonstrate that, under different obstacle densities and spatial dimensionalities, compared with </w:t>
-      </w:r>
-      <w:r>
-        <w:rPr>
-          <w:rFonts w:eastAsiaTheme="minorEastAsia"/>
-          <w:sz w:val="21"/>
-          <w:lang w:eastAsia="zh-CN"/>
-        </w:rPr>
-        <w:lastRenderedPageBreak/>
-        <w:t>the Dynamic-RRT algorithm, the proposed SC-RRT algorithm reduces the average number of path nodes by approximately 35%–40% and shortens the path length by 15%–20% under identical computational time constraints, while generating paths with improved continuity and smoothness. The results indicate that the proposed method effectively suppresses ineffective exploration while preserving search completeness in complex obstacle environments, leading to more stable tree expansion behavior and enhanced adaptability to diverse environmental conditions</w:t>
-      </w:r>
-      <w:r>
-        <w:rPr>
-          <w:rFonts w:eastAsiaTheme="minorEastAsia"/>
-          <w:sz w:val="21"/>
-          <w:lang w:eastAsia="zh-CN"/>
-        </w:rPr>
-        <w:t>.</w:t>
-      </w:r>
+        <w:rPr>
+          <w:rFonts w:eastAsiaTheme="minorEastAsia"/>
+          <w:sz w:val="19"/>
+          <w:lang w:eastAsia="zh-CN"/>
+        </w:rPr>
+      </w:pPr>
     </w:p>
     <w:p>
       <w:pPr>
-        <w:pStyle w:val="a3"/>
-        <w:rPr>
-          <w:rFonts w:eastAsiaTheme="minorEastAsia"/>
-          <w:sz w:val="21"/>
+        <w:rPr>
+          <w:rFonts w:eastAsiaTheme="minorEastAsia"/>
+          <w:sz w:val="19"/>
           <w:lang w:eastAsia="zh-CN"/>
         </w:rPr>
       </w:pPr>
     </w:p>
     <w:p>
       <w:pPr>
-        <w:pStyle w:val="a3"/>
-        <w:spacing w:line="261" w:lineRule="auto"/>
-        <w:ind w:left="220"/>
-        <w:rPr>
-          <w:spacing w:val="-2"/>
-          <w:lang w:eastAsia="zh-CN"/>
-        </w:rPr>
-      </w:pPr>
-      <w:r>
-        <w:rPr>
-          <w:rFonts w:ascii="Arial" w:hAnsi="Arial"/>
-          <w:b/>
-          <w:spacing w:val="-2"/>
-          <w:lang w:eastAsia="zh-CN"/>
-        </w:rPr>
-        <w:t>Keywords</w:t>
-      </w:r>
-      <w:r>
-        <w:rPr>
-          <w:rFonts w:ascii="宋体" w:eastAsia="宋体" w:hAnsi="宋体" w:cs="宋体" w:hint="eastAsia"/>
-          <w:b/>
-          <w:spacing w:val="-2"/>
-          <w:lang w:eastAsia="zh-CN"/>
-        </w:rPr>
-        <w:t>：</w:t>
-      </w:r>
-      <w:r>
-        <w:rPr>
-          <w:rFonts w:eastAsiaTheme="minorEastAsia" w:hint="eastAsia"/>
-          <w:spacing w:val="-2"/>
-          <w:lang w:eastAsia="zh-CN"/>
-        </w:rPr>
-        <w:t xml:space="preserve"> </w:t>
-      </w:r>
-      <w:r>
-        <w:rPr>
-          <w:rFonts w:ascii="宋体" w:eastAsia="宋体" w:hAnsi="宋体" w:cs="宋体" w:hint="eastAsia"/>
-          <w:spacing w:val="-2"/>
-          <w:lang w:eastAsia="zh-CN"/>
-        </w:rPr>
-        <w:t>快速扩展随机树（</w:t>
-      </w:r>
-      <w:r>
-        <w:rPr>
-          <w:spacing w:val="-2"/>
-          <w:lang w:eastAsia="zh-CN"/>
-        </w:rPr>
-        <w:t>RRT</w:t>
-      </w:r>
-      <w:r>
-        <w:rPr>
-          <w:rFonts w:ascii="宋体" w:eastAsia="宋体" w:hAnsi="宋体" w:cs="宋体" w:hint="eastAsia"/>
-          <w:spacing w:val="-2"/>
-          <w:lang w:eastAsia="zh-CN"/>
-        </w:rPr>
-        <w:t>）、知情采样、双向规划、帕累托支配、路径规划、自适应控制</w:t>
-      </w:r>
+        <w:rPr>
+          <w:rFonts w:eastAsiaTheme="minorEastAsia"/>
+          <w:sz w:val="19"/>
+          <w:lang w:eastAsia="zh-CN"/>
+        </w:rPr>
+      </w:pPr>
     </w:p>
     <w:p>
       <w:pPr>
         <w:rPr>
           <w:rFonts w:eastAsiaTheme="minorEastAsia"/>
+          <w:sz w:val="19"/>
+          <w:lang w:eastAsia="zh-CN"/>
+        </w:rPr>
+      </w:pPr>
+    </w:p>
+    <w:p>
+      <w:pPr>
+        <w:rPr>
+          <w:rFonts w:eastAsiaTheme="minorEastAsia"/>
+          <w:sz w:val="19"/>
+          <w:lang w:eastAsia="zh-CN"/>
+        </w:rPr>
+      </w:pPr>
+    </w:p>
+    <w:p>
+      <w:pPr>
+        <w:rPr>
+          <w:rFonts w:eastAsiaTheme="minorEastAsia"/>
+          <w:sz w:val="19"/>
+          <w:lang w:eastAsia="zh-CN"/>
+        </w:rPr>
+      </w:pPr>
+    </w:p>
+    <w:p>
+      <w:pPr>
+        <w:rPr>
+          <w:rFonts w:eastAsiaTheme="minorEastAsia"/>
+          <w:sz w:val="19"/>
+          <w:lang w:eastAsia="zh-CN"/>
+        </w:rPr>
+      </w:pPr>
+    </w:p>
+    <w:p>
+      <w:pPr>
+        <w:rPr>
+          <w:rFonts w:eastAsiaTheme="minorEastAsia"/>
+          <w:sz w:val="19"/>
+          <w:lang w:eastAsia="zh-CN"/>
+        </w:rPr>
+      </w:pPr>
+    </w:p>
+    <w:p>
+      <w:pPr>
+        <w:rPr>
+          <w:rFonts w:eastAsiaTheme="minorEastAsia"/>
+          <w:sz w:val="19"/>
+          <w:lang w:eastAsia="zh-CN"/>
+        </w:rPr>
+      </w:pPr>
+    </w:p>
+    <w:p>
+      <w:pPr>
+        <w:rPr>
+          <w:rFonts w:eastAsiaTheme="minorEastAsia"/>
+          <w:sz w:val="19"/>
+          <w:lang w:eastAsia="zh-CN"/>
+        </w:rPr>
+      </w:pPr>
+    </w:p>
+    <w:p>
+      <w:pPr>
+        <w:rPr>
+          <w:rFonts w:eastAsiaTheme="minorEastAsia"/>
+          <w:sz w:val="19"/>
+          <w:lang w:eastAsia="zh-CN"/>
+        </w:rPr>
+      </w:pPr>
+    </w:p>
+    <w:p>
+      <w:pPr>
+        <w:rPr>
+          <w:rFonts w:eastAsiaTheme="minorEastAsia"/>
+          <w:sz w:val="19"/>
+          <w:lang w:eastAsia="zh-CN"/>
+        </w:rPr>
+      </w:pPr>
+    </w:p>
+    <w:p>
+      <w:pPr>
+        <w:rPr>
+          <w:rFonts w:eastAsiaTheme="minorEastAsia"/>
+          <w:sz w:val="19"/>
+          <w:lang w:eastAsia="zh-CN"/>
+        </w:rPr>
+      </w:pPr>
+    </w:p>
+    <w:p>
+      <w:pPr>
+        <w:rPr>
+          <w:rFonts w:eastAsiaTheme="minorEastAsia"/>
+          <w:sz w:val="19"/>
+          <w:lang w:eastAsia="zh-CN"/>
+        </w:rPr>
+      </w:pPr>
+    </w:p>
+    <w:p>
+      <w:pPr>
+        <w:rPr>
+          <w:rFonts w:eastAsiaTheme="minorEastAsia"/>
+          <w:sz w:val="19"/>
+          <w:lang w:eastAsia="zh-CN"/>
+        </w:rPr>
+      </w:pPr>
+    </w:p>
+    <w:p>
+      <w:pPr>
+        <w:rPr>
+          <w:rFonts w:eastAsiaTheme="minorEastAsia"/>
+          <w:sz w:val="19"/>
+          <w:lang w:eastAsia="zh-CN"/>
+        </w:rPr>
+      </w:pPr>
+    </w:p>
+    <w:p>
+      <w:pPr>
+        <w:rPr>
+          <w:rFonts w:eastAsiaTheme="minorEastAsia"/>
+          <w:sz w:val="19"/>
+          <w:lang w:eastAsia="zh-CN"/>
+        </w:rPr>
+      </w:pPr>
+    </w:p>
+    <w:p>
+      <w:pPr>
+        <w:rPr>
+          <w:rFonts w:eastAsiaTheme="minorEastAsia" w:hint="eastAsia"/>
           <w:sz w:val="19"/>
           <w:lang w:eastAsia="zh-CN"/>
         </w:rPr>
@@ -2074,6 +2144,7 @@
           <w:spacing w:val="-2"/>
           <w:w w:val="110"/>
         </w:rPr>
+        <w:lastRenderedPageBreak/>
         <w:t>Introduction</w:t>
       </w:r>
     </w:p>
@@ -2844,7 +2915,7 @@
         <w:ind w:firstLineChars="200" w:firstLine="440"/>
         <w:jc w:val="both"/>
         <w:rPr>
-          <w:rFonts w:eastAsiaTheme="minorEastAsia"/>
+          <w:rFonts w:eastAsiaTheme="minorEastAsia" w:hint="eastAsia"/>
           <w:lang w:eastAsia="zh-CN"/>
         </w:rPr>
       </w:pPr>
@@ -3253,6 +3324,7 @@
           <w:spacing w:val="-2"/>
           <w:w w:val="110"/>
         </w:rPr>
+        <w:lastRenderedPageBreak/>
         <w:t>A</w:t>
       </w:r>
       <w:r>
@@ -3314,16 +3386,16 @@
           <w:noProof/>
         </w:rPr>
         <w:drawing>
-          <wp:anchor distT="0" distB="0" distL="114300" distR="114300" simplePos="0" relativeHeight="251788288" behindDoc="0" locked="0" layoutInCell="1" allowOverlap="1" wp14:anchorId="2CAB7FC4" wp14:editId="0336520F">
+          <wp:anchor distT="0" distB="0" distL="114300" distR="114300" simplePos="0" relativeHeight="251788288" behindDoc="0" locked="0" layoutInCell="1" allowOverlap="1" wp14:anchorId="2CAB7FC4" wp14:editId="6B96CD7C">
             <wp:simplePos x="0" y="0"/>
             <wp:positionH relativeFrom="column">
-              <wp:posOffset>1506855</wp:posOffset>
+              <wp:posOffset>1250950</wp:posOffset>
             </wp:positionH>
             <wp:positionV relativeFrom="paragraph">
-              <wp:posOffset>346710</wp:posOffset>
+              <wp:posOffset>347345</wp:posOffset>
             </wp:positionV>
-            <wp:extent cx="3941640" cy="2121382"/>
-            <wp:effectExtent l="19050" t="19050" r="20955" b="12700"/>
+            <wp:extent cx="4424045" cy="2381250"/>
+            <wp:effectExtent l="19050" t="19050" r="14605" b="19050"/>
             <wp:wrapTopAndBottom/>
             <wp:docPr id="1273139754" name="图片 1" descr="背景图案&#10;&#10;AI 生成的内容可能不正确。"/>
             <wp:cNvGraphicFramePr>
@@ -3351,7 +3423,7 @@
                   <pic:spPr>
                     <a:xfrm>
                       <a:off x="0" y="0"/>
-                      <a:ext cx="3941640" cy="2121382"/>
+                      <a:ext cx="4424045" cy="2381250"/>
                     </a:xfrm>
                     <a:prstGeom prst="rect">
                       <a:avLst/>
@@ -3399,7 +3471,7 @@
         <w:ind w:left="473" w:firstLine="0"/>
         <w:jc w:val="center"/>
         <w:rPr>
-          <w:rFonts w:eastAsiaTheme="minorEastAsia" w:hint="eastAsia"/>
+          <w:rFonts w:eastAsiaTheme="minorEastAsia"/>
           <w:lang w:eastAsia="zh-CN"/>
         </w:rPr>
       </w:pPr>
@@ -3547,15 +3619,7 @@
                 <w:color w:val="000000" w:themeColor="text1"/>
                 <w:lang w:eastAsia="zh-CN"/>
               </w:rPr>
-              <m:t>s</m:t>
-            </m:r>
-            <m:r>
-              <w:rPr>
-                <w:rFonts w:ascii="Cambria Math" w:eastAsiaTheme="minorEastAsia" w:hAnsi="Cambria Math"/>
-                <w:color w:val="000000" w:themeColor="text1"/>
-                <w:lang w:eastAsia="zh-CN"/>
-              </w:rPr>
-              <m:t>tart</m:t>
+              <m:t>start</m:t>
             </m:r>
           </m:sub>
         </m:sSub>
@@ -3604,15 +3668,7 @@
                 <w:color w:val="000000" w:themeColor="text1"/>
                 <w:lang w:eastAsia="zh-CN"/>
               </w:rPr>
-              <m:t>g</m:t>
-            </m:r>
-            <m:r>
-              <w:rPr>
-                <w:rFonts w:ascii="Cambria Math" w:eastAsiaTheme="minorEastAsia" w:hAnsi="Cambria Math"/>
-                <w:color w:val="000000" w:themeColor="text1"/>
-                <w:lang w:eastAsia="zh-CN"/>
-              </w:rPr>
-              <m:t>oal</m:t>
+              <m:t>goal</m:t>
             </m:r>
           </m:sub>
         </m:sSub>
@@ -3826,7 +3882,7 @@
         <w:ind w:firstLine="720"/>
         <w:jc w:val="both"/>
         <w:rPr>
-          <w:rFonts w:eastAsiaTheme="minorEastAsia" w:hint="eastAsia"/>
+          <w:rFonts w:eastAsiaTheme="minorEastAsia"/>
           <w:color w:val="000000" w:themeColor="text1"/>
           <w:lang w:eastAsia="zh-CN"/>
         </w:rPr>
@@ -3970,45 +4026,45 @@
     <w:p>
       <w:pPr>
         <w:ind w:firstLineChars="200" w:firstLine="440"/>
-        <w:jc w:val="center"/>
+        <w:jc w:val="both"/>
+        <w:rPr>
+          <w:rFonts w:eastAsiaTheme="minorEastAsia"/>
+          <w:lang w:eastAsia="zh-CN"/>
+        </w:rPr>
+      </w:pPr>
+      <w:r>
+        <w:rPr>
+          <w:rFonts w:eastAsiaTheme="minorEastAsia"/>
+          <w:lang w:eastAsia="zh-CN"/>
+        </w:rPr>
+        <w:t>针</w:t>
+      </w:r>
+      <w:r>
+        <w:rPr>
+          <w:rFonts w:eastAsiaTheme="minorEastAsia"/>
+          <w:lang w:eastAsia="zh-CN"/>
+        </w:rPr>
+        <w:t>对复杂障碍环境下单一采样约束空间难以兼顾全局探索与局部精细搜索的问题，本文在双向快速扩展随机树（</w:t>
+      </w:r>
+      <w:r>
+        <w:rPr>
+          <w:rFonts w:eastAsiaTheme="minorEastAsia"/>
+          <w:lang w:eastAsia="zh-CN"/>
+        </w:rPr>
+        <w:t>SC-RRT</w:t>
+      </w:r>
+      <w:r>
+        <w:rPr>
+          <w:rFonts w:eastAsiaTheme="minorEastAsia"/>
+          <w:lang w:eastAsia="zh-CN"/>
+        </w:rPr>
+        <w:t>）框架下</w:t>
+      </w:r>
+      <w:r>
         <w:rPr>
           <w:rFonts w:eastAsiaTheme="minorEastAsia" w:hint="eastAsia"/>
           <w:lang w:eastAsia="zh-CN"/>
         </w:rPr>
-      </w:pPr>
-      <w:r>
-        <w:rPr>
-          <w:rFonts w:eastAsiaTheme="minorEastAsia"/>
-          <w:lang w:eastAsia="zh-CN"/>
-        </w:rPr>
-        <w:t>针</w:t>
-      </w:r>
-      <w:r>
-        <w:rPr>
-          <w:rFonts w:eastAsiaTheme="minorEastAsia"/>
-          <w:lang w:eastAsia="zh-CN"/>
-        </w:rPr>
-        <w:t>对复杂障碍环境下单一采样约束空间难以兼顾全局探索与局部精细搜索的问题，本文在双向快速扩展随机树（</w:t>
-      </w:r>
-      <w:r>
-        <w:rPr>
-          <w:rFonts w:eastAsiaTheme="minorEastAsia"/>
-          <w:lang w:eastAsia="zh-CN"/>
-        </w:rPr>
-        <w:t>SC-RRT</w:t>
-      </w:r>
-      <w:r>
-        <w:rPr>
-          <w:rFonts w:eastAsiaTheme="minorEastAsia"/>
-          <w:lang w:eastAsia="zh-CN"/>
-        </w:rPr>
-        <w:t>）框架下</w:t>
-      </w:r>
-      <w:r>
-        <w:rPr>
-          <w:rFonts w:eastAsiaTheme="minorEastAsia" w:hint="eastAsia"/>
-          <w:lang w:eastAsia="zh-CN"/>
-        </w:rPr>
         <w:t>，</w:t>
       </w:r>
       <w:r>
@@ -4025,13 +4081,211 @@
         </w:rPr>
         <w:t>。</w:t>
       </w:r>
+    </w:p>
+    <w:p>
+      <w:pPr>
+        <w:ind w:firstLineChars="200" w:firstLine="440"/>
+        <w:rPr>
+          <w:rFonts w:eastAsiaTheme="minorEastAsia"/>
+          <w:lang w:eastAsia="zh-CN"/>
+        </w:rPr>
+      </w:pPr>
       <w:r>
         <w:rPr>
           <w:noProof/>
         </w:rPr>
         <w:lastRenderedPageBreak/>
         <w:drawing>
-          <wp:inline distT="0" distB="0" distL="0" distR="0" wp14:anchorId="6C5039B9" wp14:editId="1B1BDB5E">
+          <wp:anchor distT="0" distB="0" distL="114300" distR="114300" simplePos="0" relativeHeight="251789312" behindDoc="0" locked="0" layoutInCell="1" allowOverlap="1" wp14:anchorId="1733697C" wp14:editId="0FA1534C">
+            <wp:simplePos x="0" y="0"/>
+            <wp:positionH relativeFrom="column">
+              <wp:posOffset>1680210</wp:posOffset>
+            </wp:positionH>
+            <wp:positionV relativeFrom="paragraph">
+              <wp:posOffset>250825</wp:posOffset>
+            </wp:positionV>
+            <wp:extent cx="3420338" cy="2645152"/>
+            <wp:effectExtent l="19050" t="19050" r="27940" b="22225"/>
+            <wp:wrapTopAndBottom/>
+            <wp:docPr id="785461352" name="图片 1"/>
+            <wp:cNvGraphicFramePr>
+              <a:graphicFrameLocks xmlns:a="http://schemas.openxmlformats.org/drawingml/2006/main" noChangeAspect="1"/>
+            </wp:cNvGraphicFramePr>
+            <a:graphic xmlns:a="http://schemas.openxmlformats.org/drawingml/2006/main">
+              <a:graphicData uri="http://schemas.openxmlformats.org/drawingml/2006/picture">
+                <pic:pic xmlns:pic="http://schemas.openxmlformats.org/drawingml/2006/picture">
+                  <pic:nvPicPr>
+                    <pic:cNvPr id="785461352" name=""/>
+                    <pic:cNvPicPr/>
+                  </pic:nvPicPr>
+                  <pic:blipFill>
+                    <a:blip r:embed="rId18" cstate="print">
+                      <a:extLst>
+                        <a:ext uri="{28A0092B-C50C-407E-A947-70E740481C1C}">
+                          <a14:useLocalDpi xmlns:a14="http://schemas.microsoft.com/office/drawing/2010/main" val="0"/>
+                        </a:ext>
+                      </a:extLst>
+                    </a:blip>
+                    <a:stretch>
+                      <a:fillRect/>
+                    </a:stretch>
+                  </pic:blipFill>
+                  <pic:spPr>
+                    <a:xfrm>
+                      <a:off x="0" y="0"/>
+                      <a:ext cx="3420338" cy="2645152"/>
+                    </a:xfrm>
+                    <a:prstGeom prst="rect">
+                      <a:avLst/>
+                    </a:prstGeom>
+                    <a:ln>
+                      <a:solidFill>
+                        <a:schemeClr val="tx1"/>
+                      </a:solidFill>
+                    </a:ln>
+                  </pic:spPr>
+                </pic:pic>
+              </a:graphicData>
+            </a:graphic>
+            <wp14:sizeRelH relativeFrom="page">
+              <wp14:pctWidth>0</wp14:pctWidth>
+            </wp14:sizeRelH>
+            <wp14:sizeRelV relativeFrom="page">
+              <wp14:pctHeight>0</wp14:pctHeight>
+            </wp14:sizeRelV>
+          </wp:anchor>
+        </w:drawing>
+      </w:r>
+      <w:r>
+        <w:rPr>
+          <w:rFonts w:eastAsiaTheme="minorEastAsia" w:hint="eastAsia"/>
+          <w:lang w:eastAsia="zh-CN"/>
+        </w:rPr>
+        <w:t>算法</w:t>
+      </w:r>
+      <w:r>
+        <w:rPr>
+          <w:rFonts w:eastAsiaTheme="minorEastAsia" w:hint="eastAsia"/>
+          <w:lang w:eastAsia="zh-CN"/>
+        </w:rPr>
+        <w:t>1 PID</w:t>
+      </w:r>
+      <w:r>
+        <w:rPr>
+          <w:rFonts w:eastAsiaTheme="minorEastAsia" w:hint="eastAsia"/>
+          <w:lang w:eastAsia="zh-CN"/>
+        </w:rPr>
+        <w:t>采样控制器</w:t>
+      </w:r>
+      <w:r>
+        <w:rPr>
+          <w:rFonts w:eastAsiaTheme="minorEastAsia" w:hint="eastAsia"/>
+          <w:lang w:eastAsia="zh-CN"/>
+        </w:rPr>
+        <w:t xml:space="preserve"> </w:t>
+      </w:r>
+      <w:r>
+        <w:rPr>
+          <w:rFonts w:eastAsiaTheme="minorEastAsia" w:hint="eastAsia"/>
+          <w:lang w:eastAsia="zh-CN"/>
+        </w:rPr>
+        <w:t>（</w:t>
+      </w:r>
+      <w:r>
+        <w:rPr>
+          <w:rFonts w:eastAsiaTheme="minorEastAsia" w:hint="eastAsia"/>
+          <w:lang w:eastAsia="zh-CN"/>
+        </w:rPr>
+        <w:t>PID Sampling Controller</w:t>
+      </w:r>
+      <w:r>
+        <w:rPr>
+          <w:rFonts w:eastAsiaTheme="minorEastAsia" w:hint="eastAsia"/>
+          <w:lang w:eastAsia="zh-CN"/>
+        </w:rPr>
+        <w:t>）</w:t>
+      </w:r>
+      <w:r>
+        <w:rPr>
+          <w:rFonts w:eastAsiaTheme="minorEastAsia" w:hint="eastAsia"/>
+          <w:lang w:eastAsia="zh-CN"/>
+        </w:rPr>
+        <w:t>:</w:t>
+      </w:r>
+    </w:p>
+    <w:p>
+      <w:pPr>
+        <w:ind w:firstLineChars="200" w:firstLine="440"/>
+        <w:rPr>
+          <w:rFonts w:eastAsiaTheme="minorEastAsia" w:hint="eastAsia"/>
+          <w:lang w:eastAsia="zh-CN"/>
+        </w:rPr>
+      </w:pPr>
+      <w:r>
+        <w:rPr>
+          <w:rFonts w:eastAsiaTheme="minorEastAsia" w:hint="eastAsia"/>
+          <w:lang w:eastAsia="zh-CN"/>
+        </w:rPr>
+        <w:t>算法</w:t>
+      </w:r>
+      <w:r>
+        <w:rPr>
+          <w:rFonts w:eastAsiaTheme="minorEastAsia" w:hint="eastAsia"/>
+          <w:lang w:eastAsia="zh-CN"/>
+        </w:rPr>
+        <w:t xml:space="preserve">2 </w:t>
+      </w:r>
+      <w:r>
+        <w:rPr>
+          <w:rFonts w:eastAsiaTheme="minorEastAsia" w:hint="eastAsia"/>
+          <w:lang w:eastAsia="zh-CN"/>
+        </w:rPr>
+        <w:t>自适应双向超椭球体约束采样</w:t>
+      </w:r>
+      <w:r>
+        <w:rPr>
+          <w:rFonts w:eastAsiaTheme="minorEastAsia"/>
+          <w:lang w:eastAsia="zh-CN"/>
+        </w:rPr>
+        <w:t>（</w:t>
+      </w:r>
+      <w:r>
+        <w:rPr>
+          <w:rFonts w:eastAsiaTheme="minorEastAsia"/>
+          <w:lang w:eastAsia="zh-CN"/>
+        </w:rPr>
+        <w:t>Adaptive Dual-Ellipsoid Constrained Sampling</w:t>
+      </w:r>
+      <w:r>
+        <w:rPr>
+          <w:rFonts w:eastAsiaTheme="minorEastAsia"/>
+          <w:lang w:eastAsia="zh-CN"/>
+        </w:rPr>
+        <w:t>）</w:t>
+      </w:r>
+      <w:r>
+        <w:rPr>
+          <w:rFonts w:eastAsiaTheme="minorEastAsia" w:hint="eastAsia"/>
+          <w:lang w:eastAsia="zh-CN"/>
+        </w:rPr>
+        <w:t>:</w:t>
+      </w:r>
+    </w:p>
+    <w:p>
+      <w:pPr>
+        <w:ind w:firstLineChars="200" w:firstLine="440"/>
+        <w:jc w:val="center"/>
+        <w:rPr>
+          <w:rFonts w:eastAsiaTheme="minorEastAsia"/>
+          <w:lang w:eastAsia="zh-CN"/>
+        </w:rPr>
+      </w:pPr>
+      <w:r>
+        <w:rPr>
+          <w:noProof/>
+        </w:rPr>
+        <w:drawing>
+          <wp:inline distT="0" distB="0" distL="0" distR="0" wp14:anchorId="6C5039B9" wp14:editId="1DD27319">
             <wp:extent cx="3441456" cy="4795655"/>
             <wp:effectExtent l="19050" t="19050" r="26035" b="24130"/>
             <wp:docPr id="635541385" name="图片 1"/>
@@ -4046,7 +4300,7 @@
                     <pic:cNvPicPr/>
                   </pic:nvPicPr>
                   <pic:blipFill>
-                    <a:blip r:embed="rId18"/>
+                    <a:blip r:embed="rId19"/>
                     <a:stretch>
                       <a:fillRect/>
                     </a:stretch>
@@ -4054,7 +4308,7 @@
                   <pic:spPr>
                     <a:xfrm>
                       <a:off x="0" y="0"/>
-                      <a:ext cx="3450055" cy="4807638"/>
+                      <a:ext cx="3441456" cy="4795655"/>
                     </a:xfrm>
                     <a:prstGeom prst="rect">
                       <a:avLst/>
@@ -4070,44 +4324,6 @@
             </a:graphic>
           </wp:inline>
         </w:drawing>
-      </w:r>
-    </w:p>
-    <w:p>
-      <w:pPr>
-        <w:ind w:firstLineChars="200" w:firstLine="440"/>
-        <w:jc w:val="center"/>
-        <w:rPr>
-          <w:rFonts w:eastAsiaTheme="minorEastAsia" w:hint="eastAsia"/>
-          <w:lang w:eastAsia="zh-CN"/>
-        </w:rPr>
-      </w:pPr>
-      <w:r>
-        <w:rPr>
-          <w:rFonts w:eastAsiaTheme="minorEastAsia"/>
-          <w:lang w:eastAsia="zh-CN"/>
-        </w:rPr>
-        <w:t xml:space="preserve">Algorithm 1: </w:t>
-      </w:r>
-      <w:r>
-        <w:rPr>
-          <w:rFonts w:eastAsiaTheme="minorEastAsia"/>
-          <w:lang w:eastAsia="zh-CN"/>
-        </w:rPr>
-        <w:t>自适应双椭圆约束采样（</w:t>
-      </w:r>
-      <w:r>
-        <w:rPr>
-          <w:rFonts w:eastAsiaTheme="minorEastAsia"/>
-          <w:lang w:eastAsia="zh-CN"/>
-        </w:rPr>
-        <w:t>Adaptive Dual-Ellipsoid Constrained Sampling</w:t>
-      </w:r>
-      <w:r>
-        <w:rPr>
-          <w:rFonts w:eastAsiaTheme="minorEastAsia"/>
-          <w:lang w:eastAsia="zh-CN"/>
-        </w:rPr>
-        <w:t>）</w:t>
       </w:r>
     </w:p>
     <w:p>
@@ -4191,10 +4407,10 @@
             <v:path o:extrusionok="f" gradientshapeok="t" o:connecttype="rect"/>
             <o:lock v:ext="edit" aspectratio="t"/>
           </v:shapetype>
-          <v:shape id="_x0000_i1026" type="#_x0000_t75" style="width:429.35pt;height:25.35pt" o:ole="">
-            <v:imagedata r:id="rId19" o:title=""/>
+          <v:shape id="_x0000_i1067" type="#_x0000_t75" style="width:429pt;height:25.5pt" o:ole="">
+            <v:imagedata r:id="rId20" o:title=""/>
           </v:shape>
-          <o:OLEObject Type="Embed" ProgID="Equation.DSMT4" ShapeID="_x0000_i1026" DrawAspect="Content" ObjectID="_1831062439" r:id="rId20"/>
+          <o:OLEObject Type="Embed" ProgID="Equation.DSMT4" ShapeID="_x0000_i1067" DrawAspect="Content" ObjectID="_1831150956" r:id="rId21"/>
         </w:object>
       </w:r>
     </w:p>
@@ -4230,10 +4446,10 @@
           <w:position w:val="-16"/>
         </w:rPr>
         <w:object w:dxaOrig="460" w:dyaOrig="440" w14:anchorId="5F36DAF0">
-          <v:shape id="_x0000_i1027" type="#_x0000_t75" style="width:23pt;height:22pt" o:ole="">
-            <v:imagedata r:id="rId21" o:title=""/>
+          <v:shape id="_x0000_i1068" type="#_x0000_t75" style="width:23pt;height:22pt" o:ole="">
+            <v:imagedata r:id="rId22" o:title=""/>
           </v:shape>
-          <o:OLEObject Type="Embed" ProgID="Equation.DSMT4" ShapeID="_x0000_i1027" DrawAspect="Content" ObjectID="_1831062440" r:id="rId22"/>
+          <o:OLEObject Type="Embed" ProgID="Equation.DSMT4" ShapeID="_x0000_i1068" DrawAspect="Content" ObjectID="_1831150957" r:id="rId23"/>
         </w:object>
       </w:r>
       <w:bookmarkEnd w:id="17"/>
@@ -4383,10 +4599,10 @@
           <w:position w:val="-12"/>
         </w:rPr>
         <w:object w:dxaOrig="880" w:dyaOrig="360" w14:anchorId="48DC73B0">
-          <v:shape id="_x0000_i1028" type="#_x0000_t75" style="width:44pt;height:18pt" o:ole="">
-            <v:imagedata r:id="rId23" o:title=""/>
+          <v:shape id="_x0000_i1069" type="#_x0000_t75" style="width:44pt;height:18pt" o:ole="">
+            <v:imagedata r:id="rId24" o:title=""/>
           </v:shape>
-          <o:OLEObject Type="Embed" ProgID="Equation.DSMT4" ShapeID="_x0000_i1028" DrawAspect="Content" ObjectID="_1831062441" r:id="rId24"/>
+          <o:OLEObject Type="Embed" ProgID="Equation.DSMT4" ShapeID="_x0000_i1069" DrawAspect="Content" ObjectID="_1831150958" r:id="rId25"/>
         </w:object>
       </w:r>
       <w:r>
@@ -4471,10 +4687,10 @@
           <w:position w:val="-12"/>
         </w:rPr>
         <w:object w:dxaOrig="920" w:dyaOrig="360" w14:anchorId="4A829B8E">
-          <v:shape id="_x0000_i1029" type="#_x0000_t75" style="width:46.35pt;height:18pt" o:ole="">
-            <v:imagedata r:id="rId25" o:title=""/>
+          <v:shape id="_x0000_i1070" type="#_x0000_t75" style="width:46.5pt;height:18pt" o:ole="">
+            <v:imagedata r:id="rId26" o:title=""/>
           </v:shape>
-          <o:OLEObject Type="Embed" ProgID="Equation.DSMT4" ShapeID="_x0000_i1029" DrawAspect="Content" ObjectID="_1831062442" r:id="rId26"/>
+          <o:OLEObject Type="Embed" ProgID="Equation.DSMT4" ShapeID="_x0000_i1070" DrawAspect="Content" ObjectID="_1831150959" r:id="rId27"/>
         </w:object>
       </w:r>
       <w:r>
@@ -4555,10 +4771,10 @@
           <w:position w:val="-16"/>
         </w:rPr>
         <w:object w:dxaOrig="460" w:dyaOrig="440" w14:anchorId="79E05F79">
-          <v:shape id="_x0000_i1030" type="#_x0000_t75" style="width:23pt;height:22pt" o:ole="">
-            <v:imagedata r:id="rId21" o:title=""/>
+          <v:shape id="_x0000_i1029" type="#_x0000_t75" style="width:23pt;height:22pt" o:ole="">
+            <v:imagedata r:id="rId22" o:title=""/>
           </v:shape>
-          <o:OLEObject Type="Embed" ProgID="Equation.DSMT4" ShapeID="_x0000_i1030" DrawAspect="Content" ObjectID="_1831062443" r:id="rId27"/>
+          <o:OLEObject Type="Embed" ProgID="Equation.DSMT4" ShapeID="_x0000_i1029" DrawAspect="Content" ObjectID="_1831150960" r:id="rId28"/>
         </w:object>
       </w:r>
       <w:r>
@@ -4574,10 +4790,10 @@
           <w:position w:val="-16"/>
         </w:rPr>
         <w:object w:dxaOrig="460" w:dyaOrig="440" w14:anchorId="7732F42F">
-          <v:shape id="_x0000_i1031" type="#_x0000_t75" style="width:23pt;height:22pt" o:ole="">
-            <v:imagedata r:id="rId28" o:title=""/>
+          <v:shape id="_x0000_i1030" type="#_x0000_t75" style="width:23pt;height:22pt" o:ole="">
+            <v:imagedata r:id="rId29" o:title=""/>
           </v:shape>
-          <o:OLEObject Type="Embed" ProgID="Equation.DSMT4" ShapeID="_x0000_i1031" DrawAspect="Content" ObjectID="_1831062444" r:id="rId29"/>
+          <o:OLEObject Type="Embed" ProgID="Equation.DSMT4" ShapeID="_x0000_i1030" DrawAspect="Content" ObjectID="_1831150961" r:id="rId30"/>
         </w:object>
       </w:r>
       <w:r>
@@ -4614,62 +4830,6 @@
           <w:lang w:eastAsia="zh-CN"/>
         </w:rPr>
         <w:t>。</w:t>
-      </w:r>
-    </w:p>
-    <w:p>
-      <w:pPr>
-        <w:jc w:val="center"/>
-        <w:rPr>
-          <w:ins w:id="18" w:author="兴雨 郭" w:date="2025-11-30T22:08:00Z" w16du:dateUtc="2025-11-30T14:08:00Z"/>
-          <w:rFonts w:ascii="宋体" w:eastAsia="宋体" w:hAnsi="宋体" w:cs="宋体" w:hint="eastAsia"/>
-          <w:lang w:eastAsia="zh-CN"/>
-        </w:rPr>
-      </w:pPr>
-      <w:r>
-        <w:rPr>
-          <w:noProof/>
-        </w:rPr>
-        <w:lastRenderedPageBreak/>
-        <w:drawing>
-          <wp:inline distT="0" distB="0" distL="0" distR="0" wp14:anchorId="2BB6EA23" wp14:editId="3053319D">
-            <wp:extent cx="4088298" cy="3417993"/>
-            <wp:effectExtent l="19050" t="19050" r="26670" b="11430"/>
-            <wp:docPr id="1754669374" name="图片 1" descr="文本&#10;&#10;AI 生成的内容可能不正确。"/>
-            <wp:cNvGraphicFramePr>
-              <a:graphicFrameLocks xmlns:a="http://schemas.openxmlformats.org/drawingml/2006/main" noChangeAspect="1"/>
-            </wp:cNvGraphicFramePr>
-            <a:graphic xmlns:a="http://schemas.openxmlformats.org/drawingml/2006/main">
-              <a:graphicData uri="http://schemas.openxmlformats.org/drawingml/2006/picture">
-                <pic:pic xmlns:pic="http://schemas.openxmlformats.org/drawingml/2006/picture">
-                  <pic:nvPicPr>
-                    <pic:cNvPr id="1754669374" name="图片 1" descr="文本&#10;&#10;AI 生成的内容可能不正确。"/>
-                    <pic:cNvPicPr/>
-                  </pic:nvPicPr>
-                  <pic:blipFill>
-                    <a:blip r:embed="rId30"/>
-                    <a:stretch>
-                      <a:fillRect/>
-                    </a:stretch>
-                  </pic:blipFill>
-                  <pic:spPr>
-                    <a:xfrm>
-                      <a:off x="0" y="0"/>
-                      <a:ext cx="4093754" cy="3422555"/>
-                    </a:xfrm>
-                    <a:prstGeom prst="rect">
-                      <a:avLst/>
-                    </a:prstGeom>
-                    <a:ln>
-                      <a:solidFill>
-                        <a:schemeClr val="tx1"/>
-                      </a:solidFill>
-                    </a:ln>
-                  </pic:spPr>
-                </pic:pic>
-              </a:graphicData>
-            </a:graphic>
-          </wp:inline>
-        </w:drawing>
       </w:r>
     </w:p>
     <w:p>
@@ -4689,67 +4849,6 @@
       </w:pPr>
       <w:r>
         <w:rPr>
-          <w:rFonts w:ascii="Times New Roman" w:eastAsia="宋体" w:hAnsi="Times New Roman" w:cs="Times New Roman"/>
-          <w:spacing w:val="-2"/>
-          <w:w w:val="110"/>
-          <w:lang w:eastAsia="zh-CN"/>
-        </w:rPr>
-        <w:t>算法</w:t>
-      </w:r>
-      <w:r>
-        <w:rPr>
-          <w:rFonts w:ascii="Times New Roman" w:eastAsia="宋体" w:hAnsi="Times New Roman" w:cs="Times New Roman"/>
-          <w:spacing w:val="-2"/>
-          <w:w w:val="110"/>
-          <w:lang w:eastAsia="zh-CN"/>
-        </w:rPr>
-        <w:t xml:space="preserve"> 1 SC-RRT </w:t>
-      </w:r>
-      <w:r>
-        <w:rPr>
-          <w:rFonts w:ascii="Times New Roman" w:eastAsia="宋体" w:hAnsi="Times New Roman" w:cs="Times New Roman"/>
-          <w:spacing w:val="-2"/>
-          <w:w w:val="110"/>
-          <w:lang w:eastAsia="zh-CN"/>
-        </w:rPr>
-        <w:t>双向路径规划（</w:t>
-      </w:r>
-      <w:r>
-        <w:rPr>
-          <w:rFonts w:ascii="Times New Roman" w:eastAsia="宋体" w:hAnsi="Times New Roman" w:cs="Times New Roman"/>
-          <w:spacing w:val="-2"/>
-          <w:w w:val="110"/>
-          <w:lang w:eastAsia="zh-CN"/>
-        </w:rPr>
-        <w:t>SC-RRT Bidirectional Path Planning</w:t>
-      </w:r>
-      <w:r>
-        <w:rPr>
-          <w:rFonts w:ascii="Times New Roman" w:eastAsia="宋体" w:hAnsi="Times New Roman" w:cs="Times New Roman"/>
-          <w:spacing w:val="-2"/>
-          <w:w w:val="110"/>
-          <w:lang w:eastAsia="zh-CN"/>
-        </w:rPr>
-        <w:t>）</w:t>
-      </w:r>
-    </w:p>
-    <w:p>
-      <w:pPr>
-        <w:pStyle w:val="11"/>
-        <w:tabs>
-          <w:tab w:val="left" w:pos="487"/>
-        </w:tabs>
-        <w:spacing w:before="109"/>
-        <w:jc w:val="center"/>
-        <w:rPr>
-          <w:rFonts w:ascii="Times New Roman" w:eastAsia="宋体" w:hAnsi="Times New Roman" w:cs="Times New Roman"/>
-          <w:spacing w:val="-2"/>
-          <w:w w:val="110"/>
-          <w:lang w:eastAsia="zh-CN"/>
-        </w:rPr>
-      </w:pPr>
-      <w:r>
-        <w:rPr>
           <w:rFonts w:ascii="Times New Roman" w:eastAsia="宋体" w:hAnsi="Times New Roman" w:cs="Times New Roman" w:hint="eastAsia"/>
           <w:spacing w:val="-2"/>
           <w:w w:val="110"/>
@@ -4777,66 +4876,6 @@
           <w:lang w:eastAsia="zh-CN"/>
         </w:rPr>
         <w:t>一份</w:t>
-      </w:r>
-    </w:p>
-    <w:p>
-      <w:pPr>
-        <w:pStyle w:val="11"/>
-        <w:tabs>
-          <w:tab w:val="left" w:pos="487"/>
-        </w:tabs>
-        <w:spacing w:before="109"/>
-        <w:jc w:val="center"/>
-        <w:rPr>
-          <w:rFonts w:ascii="Times New Roman" w:eastAsia="宋体" w:hAnsi="Times New Roman" w:cs="Times New Roman"/>
-          <w:spacing w:val="-2"/>
-          <w:w w:val="110"/>
-        </w:rPr>
-      </w:pPr>
-    </w:p>
-    <w:p>
-      <w:pPr>
-        <w:ind w:firstLine="232"/>
-        <w:jc w:val="right"/>
-        <w:rPr>
-          <w:rFonts w:eastAsiaTheme="minorEastAsia"/>
-          <w:lang w:eastAsia="zh-CN"/>
-        </w:rPr>
-      </w:pPr>
-    </w:p>
-    <w:p>
-      <w:pPr>
-        <w:pStyle w:val="11"/>
-        <w:numPr>
-          <w:ilvl w:val="1"/>
-          <w:numId w:val="5"/>
-        </w:numPr>
-        <w:tabs>
-          <w:tab w:val="left" w:pos="474"/>
-        </w:tabs>
-        <w:spacing w:before="109"/>
-        <w:rPr>
-          <w:rFonts w:ascii="Times New Roman" w:eastAsia="宋体" w:hAnsi="Times New Roman" w:cs="Times New Roman"/>
-          <w:spacing w:val="-2"/>
-          <w:w w:val="110"/>
-        </w:rPr>
-      </w:pPr>
-      <w:r>
-        <w:rPr>
-          <w:rFonts w:ascii="Times New Roman" w:eastAsia="宋体" w:hAnsi="Times New Roman" w:cs="Times New Roman"/>
-          <w:spacing w:val="-2"/>
-          <w:w w:val="110"/>
-        </w:rPr>
-        <w:t>SC-RRT</w:t>
-      </w:r>
-      <w:r>
-        <w:rPr>
-          <w:rFonts w:ascii="Times New Roman" w:eastAsia="宋体" w:hAnsi="Times New Roman" w:cs="Times New Roman" w:hint="eastAsia"/>
-          <w:spacing w:val="-2"/>
-          <w:w w:val="110"/>
-          <w:lang w:eastAsia="zh-CN"/>
-        </w:rPr>
-        <w:t>总结</w:t>
       </w:r>
     </w:p>
     <w:bookmarkEnd w:id="15"/>
@@ -4868,9 +4907,9 @@
           <w:w w:val="110"/>
         </w:rPr>
       </w:pPr>
-      <w:bookmarkStart w:id="19" w:name="2_Problem_statement_and_notation"/>
-      <w:bookmarkEnd w:id="19"/>
-      <w:commentRangeStart w:id="20"/>
+      <w:bookmarkStart w:id="18" w:name="2_Problem_statement_and_notation"/>
+      <w:bookmarkEnd w:id="18"/>
+      <w:commentRangeStart w:id="19"/>
       <w:r>
         <w:rPr>
           <w:rFonts w:ascii="Times New Roman" w:eastAsia="宋体" w:hAnsi="Times New Roman" w:cs="Times New Roman"/>
@@ -4879,7 +4918,8 @@
         </w:rPr>
         <w:t>Simulation</w:t>
       </w:r>
-      <w:commentRangeEnd w:id="20"/>
+      <w:bookmarkStart w:id="20" w:name="OLE_LINK21"/>
+      <w:commentRangeEnd w:id="19"/>
       <w:r>
         <w:rPr>
           <w:rStyle w:val="af0"/>
@@ -4889,52 +4929,10 @@
           <w:sz w:val="24"/>
           <w:szCs w:val="24"/>
         </w:rPr>
-        <w:commentReference w:id="20"/>
+        <w:commentReference w:id="19"/>
       </w:r>
     </w:p>
-    <w:p>
-      <w:pPr>
-        <w:pStyle w:val="11"/>
-        <w:numPr>
-          <w:ilvl w:val="1"/>
-          <w:numId w:val="5"/>
-        </w:numPr>
-        <w:tabs>
-          <w:tab w:val="left" w:pos="487"/>
-        </w:tabs>
-        <w:spacing w:before="109"/>
-        <w:rPr>
-          <w:rFonts w:ascii="Times New Roman" w:eastAsia="宋体" w:hAnsi="Times New Roman" w:cs="Times New Roman"/>
-          <w:spacing w:val="-2"/>
-          <w:w w:val="110"/>
-        </w:rPr>
-      </w:pPr>
-      <w:bookmarkStart w:id="21" w:name="OLE_LINK21"/>
-      <w:r>
-        <w:rPr>
-          <w:rFonts w:ascii="Times New Roman" w:eastAsia="宋体" w:hAnsi="Times New Roman" w:cs="Times New Roman"/>
-          <w:spacing w:val="-2"/>
-          <w:w w:val="110"/>
-        </w:rPr>
-        <w:t>Configuration information</w:t>
-      </w:r>
-    </w:p>
-    <w:p>
-      <w:pPr>
-        <w:pStyle w:val="11"/>
-        <w:tabs>
-          <w:tab w:val="left" w:pos="487"/>
-        </w:tabs>
-        <w:spacing w:before="109"/>
-        <w:rPr>
-          <w:rFonts w:ascii="Times New Roman" w:eastAsia="宋体" w:hAnsi="Times New Roman" w:cs="Times New Roman"/>
-          <w:spacing w:val="-2"/>
-          <w:w w:val="110"/>
-          <w:lang w:eastAsia="zh-CN"/>
-        </w:rPr>
-      </w:pPr>
-    </w:p>
-    <w:bookmarkEnd w:id="21"/>
+    <w:bookmarkEnd w:id="20"/>
     <w:p>
       <w:pPr>
         <w:pStyle w:val="a3"/>
@@ -5005,9 +5003,9 @@
           <w:lang w:eastAsia="zh-CN"/>
         </w:rPr>
       </w:pPr>
+      <w:commentRangeStart w:id="21"/>
       <w:commentRangeStart w:id="22"/>
       <w:commentRangeStart w:id="23"/>
-      <w:commentRangeStart w:id="24"/>
       <w:r>
         <w:rPr>
           <w:rFonts w:eastAsiaTheme="minorEastAsia" w:hint="eastAsia"/>
@@ -5017,7 +5015,7 @@
         </w:rPr>
         <w:t>Table 1 Environment configurations</w:t>
       </w:r>
-      <w:commentRangeEnd w:id="22"/>
+      <w:commentRangeEnd w:id="21"/>
       <w:r>
         <w:rPr>
           <w:rStyle w:val="af0"/>
@@ -5026,9 +5024,9 @@
           <w:szCs w:val="22"/>
           <w:lang w:eastAsia="zh-CN"/>
         </w:rPr>
-        <w:commentReference w:id="22"/>
-      </w:r>
-      <w:commentRangeEnd w:id="23"/>
+        <w:commentReference w:id="21"/>
+      </w:r>
+      <w:commentRangeEnd w:id="22"/>
       <w:r>
         <w:rPr>
           <w:rStyle w:val="af0"/>
@@ -5037,9 +5035,9 @@
           <w:szCs w:val="22"/>
           <w:lang w:eastAsia="zh-CN"/>
         </w:rPr>
-        <w:commentReference w:id="23"/>
-      </w:r>
-      <w:commentRangeEnd w:id="24"/>
+        <w:commentReference w:id="22"/>
+      </w:r>
+      <w:commentRangeEnd w:id="23"/>
       <w:r>
         <w:rPr>
           <w:rStyle w:val="af0"/>
@@ -5048,7 +5046,7 @@
           <w:szCs w:val="22"/>
           <w:lang w:eastAsia="zh-CN"/>
         </w:rPr>
-        <w:commentReference w:id="24"/>
+        <w:commentReference w:id="23"/>
       </w:r>
     </w:p>
     <w:tbl>
@@ -5735,7 +5733,7 @@
               </w:rPr>
               <w:t>425</w:t>
             </w:r>
-            <w:bookmarkStart w:id="25" w:name="OLE_LINK13"/>
+            <w:bookmarkStart w:id="24" w:name="OLE_LINK13"/>
             <w:r>
               <w:rPr>
                 <w:rFonts w:eastAsiaTheme="minorEastAsia"/>
@@ -5763,7 +5761,7 @@
               </w:rPr>
               <w:t>425</w:t>
             </w:r>
-            <w:bookmarkEnd w:id="25"/>
+            <w:bookmarkEnd w:id="24"/>
             <w:r>
               <w:rPr>
                 <w:rFonts w:eastAsiaTheme="minorEastAsia"/>
@@ -7516,7 +7514,15 @@
           <w:rFonts w:eastAsiaTheme="minorEastAsia" w:hint="eastAsia"/>
           <w:lang w:eastAsia="zh-CN"/>
         </w:rPr>
-        <w:t>变体进行对比，验证</w:t>
+        <w:t>变体进行对</w:t>
+      </w:r>
+      <w:r>
+        <w:rPr>
+          <w:rFonts w:eastAsiaTheme="minorEastAsia" w:hint="eastAsia"/>
+          <w:lang w:eastAsia="zh-CN"/>
+        </w:rPr>
+        <w:lastRenderedPageBreak/>
+        <w:t>比，验证</w:t>
       </w:r>
       <w:r>
         <w:rPr>
@@ -9818,8 +9824,8 @@
           <w:w w:val="110"/>
         </w:rPr>
       </w:pPr>
+      <w:commentRangeStart w:id="25"/>
       <w:commentRangeStart w:id="26"/>
-      <w:commentRangeStart w:id="27"/>
       <w:r>
         <w:rPr>
           <w:rFonts w:ascii="Times New Roman" w:eastAsia="宋体" w:hAnsi="Times New Roman" w:cs="Times New Roman"/>
@@ -10094,7 +10100,15 @@
           <w:rFonts w:eastAsiaTheme="minorEastAsia" w:hint="eastAsia"/>
           <w:lang w:eastAsia="zh-CN"/>
         </w:rPr>
-        <w:t>时的模拟结果，从中我们可以再次观察到收敛时间和路径成本增加的现象，就像在间隔过小的情况下一样。当区间趋于无穷大时，帕累托占优机制甚至可能完全失效，导致动态</w:t>
+        <w:t>时的模拟结果，从中我们可以再次观察到收敛时间和路径成本增加的现象，就像</w:t>
+      </w:r>
+      <w:r>
+        <w:rPr>
+          <w:rFonts w:eastAsiaTheme="minorEastAsia" w:hint="eastAsia"/>
+          <w:lang w:eastAsia="zh-CN"/>
+        </w:rPr>
+        <w:lastRenderedPageBreak/>
+        <w:t>在间隔过小的情况下一样。当区间趋于无穷大时，帕累托占优机制甚至可能完全失效，导致动态</w:t>
       </w:r>
       <w:r>
         <w:rPr>
@@ -10717,7 +10731,7 @@
         </w:rPr>
         <w:t>算法所规划的最终路径比之上述路径规划算法及其变体更加稳定，此其生成的路径更加集中一致。</w:t>
       </w:r>
-      <w:commentRangeEnd w:id="26"/>
+      <w:commentRangeEnd w:id="25"/>
       <w:r>
         <w:rPr>
           <w:rStyle w:val="af0"/>
@@ -10726,9 +10740,9 @@
           <w:szCs w:val="22"/>
           <w:lang w:eastAsia="zh-CN"/>
         </w:rPr>
-        <w:commentReference w:id="26"/>
-      </w:r>
-      <w:commentRangeEnd w:id="27"/>
+        <w:commentReference w:id="25"/>
+      </w:r>
+      <w:commentRangeEnd w:id="26"/>
       <w:r>
         <w:rPr>
           <w:rStyle w:val="af0"/>
@@ -10737,7 +10751,7 @@
           <w:szCs w:val="22"/>
           <w:lang w:eastAsia="zh-CN"/>
         </w:rPr>
-        <w:commentReference w:id="27"/>
+        <w:commentReference w:id="26"/>
       </w:r>
     </w:p>
     <w:p>
@@ -10758,7 +10772,7 @@
           <w:lang w:eastAsia="zh-CN"/>
         </w:rPr>
       </w:pPr>
-      <w:commentRangeStart w:id="28"/>
+      <w:commentRangeStart w:id="27"/>
       <w:r>
         <w:rPr>
           <w:rFonts w:eastAsiaTheme="minorEastAsia" w:hint="eastAsia"/>
@@ -10799,7 +10813,7 @@
         </w:rPr>
         <w:t>pid</w:t>
       </w:r>
-      <w:commentRangeEnd w:id="28"/>
+      <w:commentRangeEnd w:id="27"/>
       <w:r>
         <w:rPr>
           <w:rStyle w:val="af0"/>
@@ -10809,7 +10823,7 @@
           <w:highlight w:val="red"/>
           <w:lang w:eastAsia="zh-CN"/>
         </w:rPr>
-        <w:commentReference w:id="28"/>
+        <w:commentReference w:id="27"/>
       </w:r>
     </w:p>
     <w:p>
@@ -10830,9 +10844,9 @@
           <w:lang w:eastAsia="zh-CN"/>
         </w:rPr>
       </w:pPr>
+      <w:commentRangeStart w:id="28"/>
       <w:commentRangeStart w:id="29"/>
       <w:commentRangeStart w:id="30"/>
-      <w:commentRangeStart w:id="31"/>
       <w:r>
         <w:rPr>
           <w:rFonts w:eastAsiaTheme="minorEastAsia" w:hint="eastAsia"/>
@@ -10841,7 +10855,7 @@
         </w:rPr>
         <w:t>直接算法对比。</w:t>
       </w:r>
-      <w:commentRangeEnd w:id="29"/>
+      <w:commentRangeEnd w:id="28"/>
       <w:r>
         <w:rPr>
           <w:rStyle w:val="af0"/>
@@ -10851,9 +10865,9 @@
           <w:highlight w:val="red"/>
           <w:lang w:eastAsia="zh-CN"/>
         </w:rPr>
-        <w:commentReference w:id="29"/>
-      </w:r>
-      <w:commentRangeEnd w:id="30"/>
+        <w:commentReference w:id="28"/>
+      </w:r>
+      <w:commentRangeEnd w:id="29"/>
       <w:r>
         <w:rPr>
           <w:rStyle w:val="af0"/>
@@ -10863,9 +10877,9 @@
           <w:highlight w:val="red"/>
           <w:lang w:eastAsia="zh-CN"/>
         </w:rPr>
-        <w:commentReference w:id="30"/>
-      </w:r>
-      <w:commentRangeEnd w:id="31"/>
+        <w:commentReference w:id="29"/>
+      </w:r>
+      <w:commentRangeEnd w:id="30"/>
       <w:r>
         <w:rPr>
           <w:rStyle w:val="af0"/>
@@ -10875,7 +10889,7 @@
           <w:highlight w:val="red"/>
           <w:lang w:eastAsia="zh-CN"/>
         </w:rPr>
-        <w:commentReference w:id="31"/>
+        <w:commentReference w:id="30"/>
       </w:r>
     </w:p>
     <w:p>
@@ -10949,7 +10963,7 @@
           <w:cols w:space="708"/>
         </w:sectPr>
       </w:pPr>
-      <w:commentRangeStart w:id="32"/>
+      <w:commentRangeStart w:id="31"/>
       <w:r>
         <w:rPr>
           <w:rFonts w:eastAsiaTheme="minorEastAsia" w:hint="eastAsia"/>
@@ -11076,7 +11090,7 @@
         </w:rPr>
         <w:t>。</w:t>
       </w:r>
-      <w:commentRangeEnd w:id="32"/>
+      <w:commentRangeEnd w:id="31"/>
       <w:r>
         <w:rPr>
           <w:rStyle w:val="af0"/>
@@ -11085,7 +11099,7 @@
           <w:szCs w:val="22"/>
           <w:lang w:eastAsia="zh-CN"/>
         </w:rPr>
-        <w:commentReference w:id="32"/>
+        <w:commentReference w:id="31"/>
       </w:r>
     </w:p>
     <w:p>
@@ -11269,7 +11283,15 @@
           <w:rFonts w:eastAsiaTheme="minorEastAsia" w:hint="eastAsia"/>
           <w:lang w:eastAsia="zh-CN"/>
         </w:rPr>
-        <w:t>所做的那样，而不是仅仅优化欧氏距离。将我们的方法应用于各种机器人，无论是机器人小车还是高自由度机械臂，以考察其在各个维度上的优越性。</w:t>
+        <w:t>所做的那样，</w:t>
+      </w:r>
+      <w:r>
+        <w:rPr>
+          <w:rFonts w:eastAsiaTheme="minorEastAsia" w:hint="eastAsia"/>
+          <w:lang w:eastAsia="zh-CN"/>
+        </w:rPr>
+        <w:lastRenderedPageBreak/>
+        <w:t>而不是仅仅优化欧氏距离。将我们的方法应用于各种机器人，无论是机器人小车还是高自由度机械臂，以考察其在各个维度上的优越性。</w:t>
       </w:r>
     </w:p>
     <w:p>
@@ -13045,8 +13067,8 @@
         <w:spacing w:before="1"/>
         <w:ind w:left="220" w:firstLine="0"/>
       </w:pPr>
-      <w:bookmarkStart w:id="33" w:name="References"/>
-      <w:bookmarkEnd w:id="33"/>
+      <w:bookmarkStart w:id="32" w:name="References"/>
+      <w:bookmarkEnd w:id="32"/>
       <w:r>
         <w:rPr>
           <w:spacing w:val="-2"/>
@@ -13072,8 +13094,8 @@
           <w:sz w:val="17"/>
         </w:rPr>
       </w:pPr>
-      <w:bookmarkStart w:id="34" w:name="_bookmark25"/>
-      <w:bookmarkEnd w:id="34"/>
+      <w:bookmarkStart w:id="33" w:name="_bookmark25"/>
+      <w:bookmarkEnd w:id="33"/>
       <w:r>
         <w:rPr>
           <w:sz w:val="17"/>
@@ -13351,8 +13373,8 @@
         </w:rPr>
         <w:t xml:space="preserve">Manu- </w:t>
       </w:r>
-      <w:bookmarkStart w:id="35" w:name="_bookmark26"/>
-      <w:bookmarkEnd w:id="35"/>
+      <w:bookmarkStart w:id="34" w:name="_bookmark26"/>
+      <w:bookmarkEnd w:id="34"/>
       <w:r>
         <w:rPr>
           <w:sz w:val="17"/>
@@ -13474,8 +13496,8 @@
         </w:rPr>
         <w:t xml:space="preserve">Application. </w:t>
       </w:r>
-      <w:bookmarkStart w:id="36" w:name="_bookmark27"/>
-      <w:bookmarkEnd w:id="36"/>
+      <w:bookmarkStart w:id="35" w:name="_bookmark27"/>
+      <w:bookmarkEnd w:id="35"/>
       <w:r>
         <w:rPr>
           <w:b/>
@@ -13573,8 +13595,8 @@
           <w:sz w:val="17"/>
         </w:rPr>
       </w:pPr>
-      <w:bookmarkStart w:id="37" w:name="_bookmark28"/>
-      <w:bookmarkEnd w:id="37"/>
+      <w:bookmarkStart w:id="36" w:name="_bookmark28"/>
+      <w:bookmarkEnd w:id="36"/>
       <w:r>
         <w:rPr>
           <w:sz w:val="17"/>
@@ -13762,8 +13784,8 @@
         </w:rPr>
         <w:t xml:space="preserve">Anal- ysis of Single-Arm Cluster Tools With Wafer Residency Time Constraints and Activity Time Variation. IEEE Transactions on </w:t>
       </w:r>
-      <w:bookmarkStart w:id="38" w:name="_bookmark29"/>
-      <w:bookmarkEnd w:id="38"/>
+      <w:bookmarkStart w:id="37" w:name="_bookmark29"/>
+      <w:bookmarkEnd w:id="37"/>
       <w:r>
         <w:rPr>
           <w:sz w:val="17"/>
@@ -13820,8 +13842,8 @@
         </w:rPr>
         <w:t xml:space="preserve">, </w:t>
       </w:r>
-      <w:bookmarkStart w:id="39" w:name="_bookmark30"/>
-      <w:bookmarkEnd w:id="39"/>
+      <w:bookmarkStart w:id="38" w:name="_bookmark30"/>
+      <w:bookmarkEnd w:id="38"/>
       <w:r>
         <w:rPr>
           <w:sz w:val="17"/>
@@ -13878,8 +13900,8 @@
         </w:rPr>
         <w:t xml:space="preserve">, </w:t>
       </w:r>
-      <w:bookmarkStart w:id="40" w:name="_bookmark31"/>
-      <w:bookmarkEnd w:id="40"/>
+      <w:bookmarkStart w:id="39" w:name="_bookmark31"/>
+      <w:bookmarkEnd w:id="39"/>
       <w:r>
         <w:rPr>
           <w:sz w:val="17"/>
@@ -13910,8 +13932,8 @@
         </w:rPr>
         <w:t xml:space="preserve">Li, S., Han, K., Li, X., et al.: Hybrid Trajectory Replanning- Based Dynamic Obstacle Avoidance for Physical Human-Robot </w:t>
       </w:r>
-      <w:bookmarkStart w:id="41" w:name="_bookmark32"/>
-      <w:bookmarkEnd w:id="41"/>
+      <w:bookmarkStart w:id="40" w:name="_bookmark32"/>
+      <w:bookmarkEnd w:id="40"/>
       <w:r>
         <w:rPr>
           <w:sz w:val="17"/>
@@ -13955,8 +13977,8 @@
         </w:rPr>
         <w:t xml:space="preserve">Hart, P.E., Nilsson, N.J., Raphael, B.: A Formal Basis for the Heuristic Determination of Minimum Cost Paths. IEEE Trans- </w:t>
       </w:r>
-      <w:bookmarkStart w:id="42" w:name="_bookmark33"/>
-      <w:bookmarkEnd w:id="42"/>
+      <w:bookmarkStart w:id="41" w:name="_bookmark33"/>
+      <w:bookmarkEnd w:id="41"/>
       <w:r>
         <w:rPr>
           <w:sz w:val="17"/>
@@ -14144,8 +14166,8 @@
           <w:sz w:val="17"/>
         </w:rPr>
       </w:pPr>
-      <w:bookmarkStart w:id="43" w:name="_bookmark34"/>
-      <w:bookmarkEnd w:id="43"/>
+      <w:bookmarkStart w:id="42" w:name="_bookmark34"/>
+      <w:bookmarkEnd w:id="42"/>
       <w:r>
         <w:br w:type="column"/>
       </w:r>
@@ -14193,8 +14215,8 @@
         </w:rPr>
         <w:t xml:space="preserve">Wang, J.K., et al.: Neural RRT*: Learning-Based Optimal Path </w:t>
       </w:r>
-      <w:bookmarkStart w:id="44" w:name="_bookmark35"/>
-      <w:bookmarkEnd w:id="44"/>
+      <w:bookmarkStart w:id="43" w:name="_bookmark35"/>
+      <w:bookmarkEnd w:id="43"/>
       <w:r>
         <w:rPr>
           <w:sz w:val="17"/>
@@ -14245,8 +14267,8 @@
         </w:rPr>
         <w:t xml:space="preserve"> </w:t>
       </w:r>
-      <w:bookmarkStart w:id="45" w:name="_bookmark36"/>
-      <w:bookmarkEnd w:id="45"/>
+      <w:bookmarkStart w:id="44" w:name="_bookmark36"/>
+      <w:bookmarkEnd w:id="44"/>
       <w:r>
         <w:rPr>
           <w:sz w:val="17"/>
@@ -14324,8 +14346,8 @@
         </w:rPr>
         <w:t xml:space="preserve"> </w:t>
       </w:r>
-      <w:bookmarkStart w:id="46" w:name="_bookmark37"/>
-      <w:bookmarkEnd w:id="46"/>
+      <w:bookmarkStart w:id="45" w:name="_bookmark37"/>
+      <w:bookmarkEnd w:id="45"/>
       <w:r>
         <w:fldChar w:fldCharType="begin"/>
       </w:r>
@@ -14479,8 +14501,8 @@
         </w:rPr>
         <w:t xml:space="preserve">planning in high-dimensional configuration spaces. IEEE Trans. Robot. </w:t>
       </w:r>
-      <w:bookmarkStart w:id="47" w:name="_bookmark38"/>
-      <w:bookmarkEnd w:id="47"/>
+      <w:bookmarkStart w:id="46" w:name="_bookmark38"/>
+      <w:bookmarkEnd w:id="46"/>
       <w:r>
         <w:rPr>
           <w:sz w:val="17"/>
@@ -14524,8 +14546,8 @@
         </w:rPr>
         <w:t xml:space="preserve">Wang, J.K., Meng, M.Q.H., Khatib, O.: EB-RRT: Optimal Motion Planning for Mobile Robots. IEEE Trans. Autom. Sci. </w:t>
       </w:r>
-      <w:bookmarkStart w:id="48" w:name="_bookmark39"/>
-      <w:bookmarkEnd w:id="48"/>
+      <w:bookmarkStart w:id="47" w:name="_bookmark39"/>
+      <w:bookmarkEnd w:id="47"/>
       <w:r>
         <w:rPr>
           <w:sz w:val="17"/>
@@ -14569,8 +14591,8 @@
         </w:rPr>
         <w:t xml:space="preserve">Kusuma, M., Riyanto, and C. Machbub.: Humanoid Robot Path Planning and Rerouting Using A-Star Search Algorithm. 2019 IEEE International Conference on Signals and Systems (Icsig- </w:t>
       </w:r>
-      <w:bookmarkStart w:id="49" w:name="_bookmark40"/>
-      <w:bookmarkEnd w:id="49"/>
+      <w:bookmarkStart w:id="48" w:name="_bookmark40"/>
+      <w:bookmarkEnd w:id="48"/>
       <w:r>
         <w:rPr>
           <w:sz w:val="17"/>
@@ -14740,8 +14762,8 @@
         </w:rPr>
         <w:t xml:space="preserve">Planning Algorithm for Open-Chain Robots. IEEE Robotics and Automa- </w:t>
       </w:r>
-      <w:bookmarkStart w:id="50" w:name="_bookmark41"/>
-      <w:bookmarkEnd w:id="50"/>
+      <w:bookmarkStart w:id="49" w:name="_bookmark41"/>
+      <w:bookmarkEnd w:id="49"/>
       <w:r>
         <w:rPr>
           <w:sz w:val="17"/>
@@ -14785,8 +14807,8 @@
         </w:rPr>
         <w:t xml:space="preserve">Wang, W., Zuo, L., Xu, X.: A Learning-based Multi-RRT Approach for Robot Path Planning in Narrow Passages. J. Intell. </w:t>
       </w:r>
-      <w:bookmarkStart w:id="51" w:name="_bookmark42"/>
-      <w:bookmarkEnd w:id="51"/>
+      <w:bookmarkStart w:id="50" w:name="_bookmark42"/>
+      <w:bookmarkEnd w:id="50"/>
       <w:r>
         <w:rPr>
           <w:sz w:val="17"/>
@@ -15322,8 +15344,8 @@
         </w:rPr>
         <w:t xml:space="preserve">Vi. </w:t>
       </w:r>
-      <w:bookmarkStart w:id="52" w:name="_bookmark43"/>
-      <w:bookmarkEnd w:id="52"/>
+      <w:bookmarkStart w:id="51" w:name="_bookmark43"/>
+      <w:bookmarkEnd w:id="51"/>
       <w:r>
         <w:rPr>
           <w:sz w:val="17"/>
@@ -15471,8 +15493,8 @@
         </w:rPr>
         <w:t xml:space="preserve">to Single-Query Path Planning. in Proceedings of the 2000 IEEE International Conference on Robotics and Automation, ICRA </w:t>
       </w:r>
-      <w:bookmarkStart w:id="53" w:name="_bookmark44"/>
-      <w:bookmarkEnd w:id="53"/>
+      <w:bookmarkStart w:id="52" w:name="_bookmark44"/>
+      <w:bookmarkEnd w:id="52"/>
       <w:r>
         <w:rPr>
           <w:sz w:val="17"/>
@@ -15731,8 +15753,8 @@
         </w:rPr>
         <w:t xml:space="preserve"> </w:t>
       </w:r>
-      <w:bookmarkStart w:id="54" w:name="_bookmark45"/>
-      <w:bookmarkEnd w:id="54"/>
+      <w:bookmarkStart w:id="53" w:name="_bookmark45"/>
+      <w:bookmarkEnd w:id="53"/>
       <w:r>
         <w:rPr>
           <w:spacing w:val="-4"/>
@@ -15870,8 +15892,8 @@
         </w:rPr>
         <w:t xml:space="preserve">optimal </w:t>
       </w:r>
-      <w:bookmarkStart w:id="55" w:name="_bookmark46"/>
-      <w:bookmarkEnd w:id="55"/>
+      <w:bookmarkStart w:id="54" w:name="_bookmark46"/>
+      <w:bookmarkEnd w:id="54"/>
       <w:r>
         <w:rPr>
           <w:sz w:val="17"/>
@@ -15915,8 +15937,8 @@
         </w:rPr>
         <w:t xml:space="preserve">Chen, L., et al.: A Fast and Efficient Double-Tree RRT*-Like Sampling-Based Planner Applying on Mobile Robotic Systems. </w:t>
       </w:r>
-      <w:bookmarkStart w:id="56" w:name="_bookmark47"/>
-      <w:bookmarkEnd w:id="56"/>
+      <w:bookmarkStart w:id="55" w:name="_bookmark47"/>
+      <w:bookmarkEnd w:id="55"/>
       <w:r>
         <w:rPr>
           <w:spacing w:val="-2"/>
@@ -16341,8 +16363,8 @@
         </w:rPr>
         <w:t xml:space="preserve">(Iros </w:t>
       </w:r>
-      <w:bookmarkStart w:id="57" w:name="_bookmark48"/>
-      <w:bookmarkEnd w:id="57"/>
+      <w:bookmarkStart w:id="56" w:name="_bookmark48"/>
+      <w:bookmarkEnd w:id="56"/>
       <w:r>
         <w:rPr>
           <w:sz w:val="17"/>
@@ -16386,8 +16408,8 @@
         </w:rPr>
         <w:t xml:space="preserve">, </w:t>
       </w:r>
-      <w:bookmarkStart w:id="58" w:name="_bookmark49"/>
-      <w:bookmarkEnd w:id="58"/>
+      <w:bookmarkStart w:id="57" w:name="_bookmark49"/>
+      <w:bookmarkEnd w:id="57"/>
       <w:r>
         <w:rPr>
           <w:sz w:val="17"/>
@@ -16431,8 +16453,8 @@
         </w:rPr>
         <w:t xml:space="preserve">Qi, J., Yang, H., Sun, H.X.: MOD-RRT*: A Sampling-Based Algorithm for Robot Path Planning in Dynamic Environment. </w:t>
       </w:r>
-      <w:bookmarkStart w:id="59" w:name="_bookmark50"/>
-      <w:bookmarkEnd w:id="59"/>
+      <w:bookmarkStart w:id="58" w:name="_bookmark50"/>
+      <w:bookmarkEnd w:id="58"/>
       <w:r>
         <w:rPr>
           <w:sz w:val="17"/>
@@ -16492,8 +16514,8 @@
         </w:rPr>
         <w:t xml:space="preserve"> </w:t>
       </w:r>
-      <w:bookmarkStart w:id="60" w:name="_bookmark51"/>
-      <w:bookmarkEnd w:id="60"/>
+      <w:bookmarkStart w:id="59" w:name="_bookmark51"/>
+      <w:bookmarkEnd w:id="59"/>
       <w:r>
         <w:fldChar w:fldCharType="begin"/>
       </w:r>
@@ -16932,146 +16954,146 @@
           <w:sz w:val="17"/>
         </w:rPr>
       </w:pPr>
-      <w:bookmarkStart w:id="61" w:name="_bookmark52"/>
+      <w:bookmarkStart w:id="60" w:name="_bookmark52"/>
+      <w:bookmarkEnd w:id="60"/>
+      <w:r>
+        <w:rPr>
+          <w:sz w:val="17"/>
+        </w:rPr>
+        <w:t>De</w:t>
+      </w:r>
+      <w:r>
+        <w:rPr>
+          <w:spacing w:val="-2"/>
+          <w:sz w:val="17"/>
+        </w:rPr>
+        <w:t xml:space="preserve"> </w:t>
+      </w:r>
+      <w:r>
+        <w:rPr>
+          <w:sz w:val="17"/>
+        </w:rPr>
+        <w:t>Ruiter,</w:t>
+      </w:r>
+      <w:r>
+        <w:rPr>
+          <w:spacing w:val="-2"/>
+          <w:sz w:val="17"/>
+        </w:rPr>
+        <w:t xml:space="preserve"> </w:t>
+      </w:r>
+      <w:r>
+        <w:rPr>
+          <w:sz w:val="17"/>
+        </w:rPr>
+        <w:t>A.H.J.,</w:t>
+      </w:r>
+      <w:r>
+        <w:rPr>
+          <w:spacing w:val="-2"/>
+          <w:sz w:val="17"/>
+        </w:rPr>
+        <w:t xml:space="preserve"> </w:t>
+      </w:r>
+      <w:r>
+        <w:rPr>
+          <w:sz w:val="17"/>
+        </w:rPr>
+        <w:t>Forbe,</w:t>
+      </w:r>
+      <w:r>
+        <w:rPr>
+          <w:spacing w:val="-2"/>
+          <w:sz w:val="17"/>
+        </w:rPr>
+        <w:t xml:space="preserve"> </w:t>
+      </w:r>
+      <w:r>
+        <w:rPr>
+          <w:sz w:val="17"/>
+        </w:rPr>
+        <w:t>J.R.:</w:t>
+      </w:r>
+      <w:r>
+        <w:rPr>
+          <w:spacing w:val="-2"/>
+          <w:sz w:val="17"/>
+        </w:rPr>
+        <w:t xml:space="preserve"> </w:t>
+      </w:r>
+      <w:r>
+        <w:rPr>
+          <w:sz w:val="17"/>
+        </w:rPr>
+        <w:t>On</w:t>
+      </w:r>
+      <w:r>
+        <w:rPr>
+          <w:spacing w:val="-2"/>
+          <w:sz w:val="17"/>
+        </w:rPr>
+        <w:t xml:space="preserve"> </w:t>
+      </w:r>
+      <w:r>
+        <w:rPr>
+          <w:sz w:val="17"/>
+        </w:rPr>
+        <w:t>the</w:t>
+      </w:r>
+      <w:r>
+        <w:rPr>
+          <w:spacing w:val="-2"/>
+          <w:sz w:val="17"/>
+        </w:rPr>
+        <w:t xml:space="preserve"> </w:t>
+      </w:r>
+      <w:r>
+        <w:rPr>
+          <w:sz w:val="17"/>
+        </w:rPr>
+        <w:t>Solution</w:t>
+      </w:r>
+      <w:r>
+        <w:rPr>
+          <w:spacing w:val="-2"/>
+          <w:sz w:val="17"/>
+        </w:rPr>
+        <w:t xml:space="preserve"> </w:t>
+      </w:r>
+      <w:r>
+        <w:rPr>
+          <w:sz w:val="17"/>
+        </w:rPr>
+        <w:t>ofWahba’s</w:t>
+      </w:r>
+      <w:r>
+        <w:rPr>
+          <w:spacing w:val="-2"/>
+          <w:sz w:val="17"/>
+        </w:rPr>
+        <w:t xml:space="preserve"> </w:t>
+      </w:r>
+      <w:r>
+        <w:rPr>
+          <w:sz w:val="17"/>
+        </w:rPr>
+        <w:t xml:space="preserve">Prob- lem on S O (n). Journal of the Astronautical Sciences. </w:t>
+      </w:r>
+      <w:r>
+        <w:rPr>
+          <w:b/>
+          <w:sz w:val="17"/>
+        </w:rPr>
+        <w:t>60</w:t>
+      </w:r>
+      <w:r>
+        <w:rPr>
+          <w:sz w:val="17"/>
+        </w:rPr>
+        <w:t xml:space="preserve">, 1–31 </w:t>
+      </w:r>
+      <w:bookmarkStart w:id="61" w:name="_bookmark53"/>
       <w:bookmarkEnd w:id="61"/>
-      <w:r>
-        <w:rPr>
-          <w:sz w:val="17"/>
-        </w:rPr>
-        <w:t>De</w:t>
-      </w:r>
-      <w:r>
-        <w:rPr>
-          <w:spacing w:val="-2"/>
-          <w:sz w:val="17"/>
-        </w:rPr>
-        <w:t xml:space="preserve"> </w:t>
-      </w:r>
-      <w:r>
-        <w:rPr>
-          <w:sz w:val="17"/>
-        </w:rPr>
-        <w:t>Ruiter,</w:t>
-      </w:r>
-      <w:r>
-        <w:rPr>
-          <w:spacing w:val="-2"/>
-          <w:sz w:val="17"/>
-        </w:rPr>
-        <w:t xml:space="preserve"> </w:t>
-      </w:r>
-      <w:r>
-        <w:rPr>
-          <w:sz w:val="17"/>
-        </w:rPr>
-        <w:t>A.H.J.,</w:t>
-      </w:r>
-      <w:r>
-        <w:rPr>
-          <w:spacing w:val="-2"/>
-          <w:sz w:val="17"/>
-        </w:rPr>
-        <w:t xml:space="preserve"> </w:t>
-      </w:r>
-      <w:r>
-        <w:rPr>
-          <w:sz w:val="17"/>
-        </w:rPr>
-        <w:t>Forbe,</w:t>
-      </w:r>
-      <w:r>
-        <w:rPr>
-          <w:spacing w:val="-2"/>
-          <w:sz w:val="17"/>
-        </w:rPr>
-        <w:t xml:space="preserve"> </w:t>
-      </w:r>
-      <w:r>
-        <w:rPr>
-          <w:sz w:val="17"/>
-        </w:rPr>
-        <w:t>J.R.:</w:t>
-      </w:r>
-      <w:r>
-        <w:rPr>
-          <w:spacing w:val="-2"/>
-          <w:sz w:val="17"/>
-        </w:rPr>
-        <w:t xml:space="preserve"> </w:t>
-      </w:r>
-      <w:r>
-        <w:rPr>
-          <w:sz w:val="17"/>
-        </w:rPr>
-        <w:t>On</w:t>
-      </w:r>
-      <w:r>
-        <w:rPr>
-          <w:spacing w:val="-2"/>
-          <w:sz w:val="17"/>
-        </w:rPr>
-        <w:t xml:space="preserve"> </w:t>
-      </w:r>
-      <w:r>
-        <w:rPr>
-          <w:sz w:val="17"/>
-        </w:rPr>
-        <w:t>the</w:t>
-      </w:r>
-      <w:r>
-        <w:rPr>
-          <w:spacing w:val="-2"/>
-          <w:sz w:val="17"/>
-        </w:rPr>
-        <w:t xml:space="preserve"> </w:t>
-      </w:r>
-      <w:r>
-        <w:rPr>
-          <w:sz w:val="17"/>
-        </w:rPr>
-        <w:t>Solution</w:t>
-      </w:r>
-      <w:r>
-        <w:rPr>
-          <w:spacing w:val="-2"/>
-          <w:sz w:val="17"/>
-        </w:rPr>
-        <w:t xml:space="preserve"> </w:t>
-      </w:r>
-      <w:r>
-        <w:rPr>
-          <w:sz w:val="17"/>
-        </w:rPr>
-        <w:t>ofWahba’s</w:t>
-      </w:r>
-      <w:r>
-        <w:rPr>
-          <w:spacing w:val="-2"/>
-          <w:sz w:val="17"/>
-        </w:rPr>
-        <w:t xml:space="preserve"> </w:t>
-      </w:r>
-      <w:r>
-        <w:rPr>
-          <w:sz w:val="17"/>
-        </w:rPr>
-        <w:t xml:space="preserve">Prob- lem on S O (n). Journal of the Astronautical Sciences. </w:t>
-      </w:r>
-      <w:r>
-        <w:rPr>
-          <w:b/>
-          <w:sz w:val="17"/>
-        </w:rPr>
-        <w:t>60</w:t>
-      </w:r>
-      <w:r>
-        <w:rPr>
-          <w:sz w:val="17"/>
-        </w:rPr>
-        <w:t xml:space="preserve">, 1–31 </w:t>
-      </w:r>
-      <w:bookmarkStart w:id="62" w:name="_bookmark53"/>
-      <w:bookmarkEnd w:id="62"/>
       <w:r>
         <w:rPr>
           <w:spacing w:val="-2"/>
@@ -17116,8 +17138,8 @@
         </w:rPr>
         <w:t xml:space="preserve">tive Optimization Using Pattern Recognition. in Second Inter- national Conference on Intelligent System Des. Eng. Appl. </w:t>
       </w:r>
-      <w:bookmarkStart w:id="63" w:name="_bookmark54"/>
-      <w:bookmarkEnd w:id="63"/>
+      <w:bookmarkStart w:id="62" w:name="_bookmark54"/>
+      <w:bookmarkEnd w:id="62"/>
       <w:r>
         <w:rPr>
           <w:sz w:val="17"/>
@@ -24731,7 +24753,7 @@
       </w:r>
     </w:p>
   </w:comment>
-  <w:comment w:id="20" w:author="兴雨 郭" w:date="2026-01-25T23:09:00Z" w:initials="兴郭">
+  <w:comment w:id="19" w:author="兴雨 郭" w:date="2026-01-25T23:09:00Z" w:initials="兴郭">
     <w:p>
       <w:pPr>
         <w:pStyle w:val="af1"/>
@@ -24768,6 +24790,25 @@
       </w:r>
       <w:r>
         <w:t>3.3</w:t>
+      </w:r>
+    </w:p>
+  </w:comment>
+  <w:comment w:id="21" w:author="兴雨 郭" w:date="2026-01-25T23:09:00Z" w:initials="兴郭">
+    <w:p>
+      <w:pPr>
+        <w:pStyle w:val="af1"/>
+      </w:pPr>
+      <w:r>
+        <w:rPr>
+          <w:rStyle w:val="af0"/>
+        </w:rPr>
+        <w:annotationRef/>
+      </w:r>
+      <w:r>
+        <w:rPr>
+          <w:rFonts w:hint="eastAsia"/>
+        </w:rPr>
+        <w:t>最后写一个仿真条件，既包括实验条件又包括算法内容</w:t>
       </w:r>
     </w:p>
   </w:comment>
@@ -24786,11 +24827,11 @@
         <w:rPr>
           <w:rFonts w:hint="eastAsia"/>
         </w:rPr>
-        <w:t>最后写一个仿真条件，既包括实验条件又包括算法内容</w:t>
+        <w:t>以及实验数据</w:t>
       </w:r>
     </w:p>
   </w:comment>
-  <w:comment w:id="23" w:author="兴雨 郭" w:date="2026-01-25T23:09:00Z" w:initials="兴郭">
+  <w:comment w:id="23" w:author="兴雨 郭" w:date="2026-01-25T23:10:00Z" w:initials="兴郭">
     <w:p>
       <w:pPr>
         <w:pStyle w:val="af1"/>
@@ -24805,11 +24846,11 @@
         <w:rPr>
           <w:rFonts w:hint="eastAsia"/>
         </w:rPr>
-        <w:t>以及实验数据</w:t>
+        <w:t>包括大论文</w:t>
       </w:r>
     </w:p>
   </w:comment>
-  <w:comment w:id="24" w:author="兴雨 郭" w:date="2026-01-25T23:10:00Z" w:initials="兴郭">
+  <w:comment w:id="25" w:author="兴雨 郭" w:date="2026-01-25T22:53:00Z" w:initials="兴郭">
     <w:p>
       <w:pPr>
         <w:pStyle w:val="af1"/>
@@ -24824,11 +24865,11 @@
         <w:rPr>
           <w:rFonts w:hint="eastAsia"/>
         </w:rPr>
-        <w:t>包括大论文</w:t>
+        <w:t>这段没用</w:t>
       </w:r>
     </w:p>
   </w:comment>
-  <w:comment w:id="26" w:author="兴雨 郭" w:date="2026-01-25T22:53:00Z" w:initials="兴郭">
+  <w:comment w:id="26" w:author="兴雨 郭" w:date="2026-01-25T23:25:00Z" w:initials="兴郭">
     <w:p>
       <w:pPr>
         <w:pStyle w:val="af1"/>
@@ -24843,11 +24884,20 @@
         <w:rPr>
           <w:rFonts w:hint="eastAsia"/>
         </w:rPr>
-        <w:t>这段没用</w:t>
+        <w:t>关于稳定性方面，直接讲通过</w:t>
+      </w:r>
+      <w:r>
+        <w:t>2000</w:t>
+      </w:r>
+      <w:r>
+        <w:rPr>
+          <w:rFonts w:hint="eastAsia"/>
+        </w:rPr>
+        <w:t>次实验证明稳定性</w:t>
       </w:r>
     </w:p>
   </w:comment>
-  <w:comment w:id="27" w:author="兴雨 郭" w:date="2026-01-25T23:25:00Z" w:initials="兴郭">
+  <w:comment w:id="27" w:author="兴雨 郭" w:date="2026-01-25T23:15:00Z" w:initials="兴郭">
     <w:p>
       <w:pPr>
         <w:pStyle w:val="af1"/>
@@ -24862,20 +24912,11 @@
         <w:rPr>
           <w:rFonts w:hint="eastAsia"/>
         </w:rPr>
-        <w:t>关于稳定性方面，直接讲通过</w:t>
-      </w:r>
-      <w:r>
-        <w:t>2000</w:t>
-      </w:r>
-      <w:r>
-        <w:rPr>
-          <w:rFonts w:hint="eastAsia"/>
-        </w:rPr>
-        <w:t>次实验证明稳定性</w:t>
+        <w:t>可以直接不用做实验，或借用某某算法论文获取最优参数</w:t>
       </w:r>
     </w:p>
   </w:comment>
-  <w:comment w:id="28" w:author="兴雨 郭" w:date="2026-01-25T23:15:00Z" w:initials="兴郭">
+  <w:comment w:id="28" w:author="兴雨 郭" w:date="2026-01-25T23:16:00Z" w:initials="兴郭">
     <w:p>
       <w:pPr>
         <w:pStyle w:val="af1"/>
@@ -24890,11 +24931,11 @@
         <w:rPr>
           <w:rFonts w:hint="eastAsia"/>
         </w:rPr>
-        <w:t>可以直接不用做实验，或借用某某算法论文获取最优参数</w:t>
+        <w:t>这个要做，主要是这个</w:t>
       </w:r>
     </w:p>
   </w:comment>
-  <w:comment w:id="29" w:author="兴雨 郭" w:date="2026-01-25T23:16:00Z" w:initials="兴郭">
+  <w:comment w:id="29" w:author="兴雨 郭" w:date="2026-01-25T23:17:00Z" w:initials="兴郭">
     <w:p>
       <w:pPr>
         <w:pStyle w:val="af1"/>
@@ -24909,11 +24950,11 @@
         <w:rPr>
           <w:rFonts w:hint="eastAsia"/>
         </w:rPr>
-        <w:t>这个要做，主要是这个</w:t>
+        <w:t>不要东边一个西边一个</w:t>
       </w:r>
     </w:p>
   </w:comment>
-  <w:comment w:id="30" w:author="兴雨 郭" w:date="2026-01-25T23:17:00Z" w:initials="兴郭">
+  <w:comment w:id="30" w:author="兴雨 郭" w:date="2026-01-25T23:35:00Z" w:initials="兴郭">
     <w:p>
       <w:pPr>
         <w:pStyle w:val="af1"/>
@@ -24928,30 +24969,11 @@
         <w:rPr>
           <w:rFonts w:hint="eastAsia"/>
         </w:rPr>
-        <w:t>不要东边一个西边一个</w:t>
+        <w:t>不要复现别人的实验，直接借用数据，语言描述后环境配置一样就可以</w:t>
       </w:r>
     </w:p>
   </w:comment>
-  <w:comment w:id="31" w:author="兴雨 郭" w:date="2026-01-25T23:35:00Z" w:initials="兴郭">
-    <w:p>
-      <w:pPr>
-        <w:pStyle w:val="af1"/>
-      </w:pPr>
-      <w:r>
-        <w:rPr>
-          <w:rStyle w:val="af0"/>
-        </w:rPr>
-        <w:annotationRef/>
-      </w:r>
-      <w:r>
-        <w:rPr>
-          <w:rFonts w:hint="eastAsia"/>
-        </w:rPr>
-        <w:t>不要复现别人的实验，直接借用数据，语言描述后环境配置一样就可以</w:t>
-      </w:r>
-    </w:p>
-  </w:comment>
-  <w:comment w:id="32" w:author="兴雨 郭" w:date="2026-01-25T22:39:00Z" w:initials="兴郭">
+  <w:comment w:id="31" w:author="兴雨 郭" w:date="2026-01-25T22:39:00Z" w:initials="兴郭">
     <w:p>
       <w:pPr>
         <w:pStyle w:val="af1"/>
@@ -28900,6 +28922,7 @@
   <w:style w:type="character" w:default="1" w:styleId="a0">
     <w:name w:val="Default Paragraph Font"/>
     <w:uiPriority w:val="1"/>
+    <w:semiHidden/>
     <w:unhideWhenUsed/>
   </w:style>
   <w:style w:type="table" w:default="1" w:styleId="a1">

--- a/论文工作区/第九版SC-RRT，一种基于自适应双向超椭球体采样约束的路径规划研究.docx
+++ b/论文工作区/第九版SC-RRT，一种基于自适应双向超椭球体采样约束的路径规划研究.docx
@@ -1614,12 +1614,30 @@
         <w:ind w:left="220" w:right="110" w:firstLine="500"/>
         <w:jc w:val="both"/>
         <w:rPr>
+          <w:rFonts w:eastAsiaTheme="minorEastAsia"/>
+          <w:sz w:val="22"/>
+          <w:szCs w:val="22"/>
+          <w:lang w:eastAsia="zh-CN"/>
+        </w:rPr>
+      </w:pPr>
+      <w:r>
+        <w:rPr>
+          <w:rFonts w:eastAsiaTheme="minorEastAsia"/>
+          <w:sz w:val="22"/>
+          <w:szCs w:val="22"/>
+          <w:lang w:eastAsia="zh-CN"/>
+        </w:rPr>
+        <w:t>仿真实验</w:t>
+      </w:r>
+      <w:r>
+        <w:rPr>
           <w:rFonts w:eastAsiaTheme="minorEastAsia" w:hint="eastAsia"/>
           <w:sz w:val="22"/>
           <w:szCs w:val="22"/>
           <w:lang w:eastAsia="zh-CN"/>
         </w:rPr>
-      </w:pPr>
+        <w:t>结果表明</w:t>
+      </w:r>
       <w:r>
         <w:rPr>
           <w:rFonts w:eastAsiaTheme="minorEastAsia"/>
@@ -1627,7 +1645,16 @@
           <w:szCs w:val="22"/>
           <w:lang w:eastAsia="zh-CN"/>
         </w:rPr>
-        <w:t>仿真实验</w:t>
+        <w:t>，</w:t>
+      </w:r>
+      <w:r>
+        <w:rPr>
+          <w:rFonts w:eastAsiaTheme="minorEastAsia"/>
+          <w:sz w:val="22"/>
+          <w:szCs w:val="22"/>
+          <w:lang w:eastAsia="zh-CN"/>
+        </w:rPr>
+        <w:t>在不同障碍密度及空间维度的测试场景中，</w:t>
       </w:r>
       <w:r>
         <w:rPr>
@@ -1636,25 +1663,7 @@
           <w:szCs w:val="22"/>
           <w:lang w:eastAsia="zh-CN"/>
         </w:rPr>
-        <w:t>结果表明</w:t>
-      </w:r>
-      <w:r>
-        <w:rPr>
-          <w:rFonts w:eastAsiaTheme="minorEastAsia"/>
-          <w:sz w:val="22"/>
-          <w:szCs w:val="22"/>
-          <w:lang w:eastAsia="zh-CN"/>
-        </w:rPr>
-        <w:t>，</w:t>
-      </w:r>
-      <w:r>
-        <w:rPr>
-          <w:rFonts w:eastAsiaTheme="minorEastAsia"/>
-          <w:sz w:val="22"/>
-          <w:szCs w:val="22"/>
-          <w:lang w:eastAsia="zh-CN"/>
-        </w:rPr>
-        <w:t>在不同障碍密度及空间维度的测试场景中，</w:t>
+        <w:t>与</w:t>
       </w:r>
       <w:r>
         <w:rPr>
@@ -1663,7 +1672,7 @@
           <w:szCs w:val="22"/>
           <w:lang w:eastAsia="zh-CN"/>
         </w:rPr>
-        <w:t>与</w:t>
+        <w:t>Dynamic-RRT</w:t>
       </w:r>
       <w:r>
         <w:rPr>
@@ -1672,7 +1681,7 @@
           <w:szCs w:val="22"/>
           <w:lang w:eastAsia="zh-CN"/>
         </w:rPr>
-        <w:t>Dynamic-RRT</w:t>
+        <w:t>算法</w:t>
       </w:r>
       <w:r>
         <w:rPr>
@@ -1681,7 +1690,16 @@
           <w:szCs w:val="22"/>
           <w:lang w:eastAsia="zh-CN"/>
         </w:rPr>
-        <w:t>算法</w:t>
+        <w:t>相比</w:t>
+      </w:r>
+      <w:r>
+        <w:rPr>
+          <w:rFonts w:eastAsiaTheme="minorEastAsia"/>
+          <w:sz w:val="22"/>
+          <w:szCs w:val="22"/>
+          <w:lang w:eastAsia="zh-CN"/>
+        </w:rPr>
+        <w:t>，</w:t>
       </w:r>
       <w:r>
         <w:rPr>
@@ -1690,16 +1708,7 @@
           <w:szCs w:val="22"/>
           <w:lang w:eastAsia="zh-CN"/>
         </w:rPr>
-        <w:t>相比</w:t>
-      </w:r>
-      <w:r>
-        <w:rPr>
-          <w:rFonts w:eastAsiaTheme="minorEastAsia"/>
-          <w:sz w:val="22"/>
-          <w:szCs w:val="22"/>
-          <w:lang w:eastAsia="zh-CN"/>
-        </w:rPr>
-        <w:t>，</w:t>
+        <w:t>SC-RRT</w:t>
       </w:r>
       <w:r>
         <w:rPr>
@@ -1708,7 +1717,7 @@
           <w:szCs w:val="22"/>
           <w:lang w:eastAsia="zh-CN"/>
         </w:rPr>
-        <w:t>SC-RRT</w:t>
+        <w:t>算法</w:t>
       </w:r>
       <w:r>
         <w:rPr>
@@ -1717,7 +1726,7 @@
           <w:szCs w:val="22"/>
           <w:lang w:eastAsia="zh-CN"/>
         </w:rPr>
-        <w:t>算法</w:t>
+        <w:t>在相同</w:t>
       </w:r>
       <w:r>
         <w:rPr>
@@ -1726,7 +1735,7 @@
           <w:szCs w:val="22"/>
           <w:lang w:eastAsia="zh-CN"/>
         </w:rPr>
-        <w:t>在相同</w:t>
+        <w:t>计算</w:t>
       </w:r>
       <w:r>
         <w:rPr>
@@ -1735,7 +1744,7 @@
           <w:szCs w:val="22"/>
           <w:lang w:eastAsia="zh-CN"/>
         </w:rPr>
-        <w:t>计算</w:t>
+        <w:t>时间</w:t>
       </w:r>
       <w:r>
         <w:rPr>
@@ -1744,7 +1753,7 @@
           <w:szCs w:val="22"/>
           <w:lang w:eastAsia="zh-CN"/>
         </w:rPr>
-        <w:t>时间</w:t>
+        <w:t>约束</w:t>
       </w:r>
       <w:r>
         <w:rPr>
@@ -1753,7 +1762,7 @@
           <w:szCs w:val="22"/>
           <w:lang w:eastAsia="zh-CN"/>
         </w:rPr>
-        <w:t>约束</w:t>
+        <w:t>下</w:t>
       </w:r>
       <w:r>
         <w:rPr>
@@ -1762,7 +1771,7 @@
           <w:szCs w:val="22"/>
           <w:lang w:eastAsia="zh-CN"/>
         </w:rPr>
-        <w:t>下</w:t>
+        <w:t>，平均</w:t>
       </w:r>
       <w:r>
         <w:rPr>
@@ -1771,7 +1780,7 @@
           <w:szCs w:val="22"/>
           <w:lang w:eastAsia="zh-CN"/>
         </w:rPr>
-        <w:t>，平均</w:t>
+        <w:t>路径节点</w:t>
       </w:r>
       <w:r>
         <w:rPr>
@@ -1780,7 +1789,7 @@
           <w:szCs w:val="22"/>
           <w:lang w:eastAsia="zh-CN"/>
         </w:rPr>
-        <w:t>路径节点</w:t>
+        <w:t>数量</w:t>
       </w:r>
       <w:r>
         <w:rPr>
@@ -1789,7 +1798,7 @@
           <w:szCs w:val="22"/>
           <w:lang w:eastAsia="zh-CN"/>
         </w:rPr>
-        <w:t>数量</w:t>
+        <w:t>减少</w:t>
       </w:r>
       <w:r>
         <w:rPr>
@@ -1798,8 +1807,9 @@
           <w:szCs w:val="22"/>
           <w:lang w:eastAsia="zh-CN"/>
         </w:rPr>
-        <w:t>减少</w:t>
-      </w:r>
+        <w:t>约</w:t>
+      </w:r>
+      <w:bookmarkStart w:id="9" w:name="OLE_LINK8"/>
       <w:r>
         <w:rPr>
           <w:rFonts w:eastAsiaTheme="minorEastAsia" w:hint="eastAsia"/>
@@ -1807,9 +1817,8 @@
           <w:szCs w:val="22"/>
           <w:lang w:eastAsia="zh-CN"/>
         </w:rPr>
-        <w:t>约</w:t>
-      </w:r>
-      <w:bookmarkStart w:id="9" w:name="OLE_LINK8"/>
+        <w:t>3</w:t>
+      </w:r>
       <w:r>
         <w:rPr>
           <w:rFonts w:eastAsiaTheme="minorEastAsia" w:hint="eastAsia"/>
@@ -1817,7 +1826,7 @@
           <w:szCs w:val="22"/>
           <w:lang w:eastAsia="zh-CN"/>
         </w:rPr>
-        <w:t>3</w:t>
+        <w:t>5%~40</w:t>
       </w:r>
       <w:r>
         <w:rPr>
@@ -1826,8 +1835,9 @@
           <w:szCs w:val="22"/>
           <w:lang w:eastAsia="zh-CN"/>
         </w:rPr>
-        <w:t>5%~40</w:t>
-      </w:r>
+        <w:t>%</w:t>
+      </w:r>
+      <w:bookmarkEnd w:id="9"/>
       <w:r>
         <w:rPr>
           <w:rFonts w:eastAsiaTheme="minorEastAsia" w:hint="eastAsia"/>
@@ -1835,9 +1845,8 @@
           <w:szCs w:val="22"/>
           <w:lang w:eastAsia="zh-CN"/>
         </w:rPr>
-        <w:t>%</w:t>
-      </w:r>
-      <w:bookmarkEnd w:id="9"/>
+        <w:t>，路径长度</w:t>
+      </w:r>
       <w:r>
         <w:rPr>
           <w:rFonts w:eastAsiaTheme="minorEastAsia" w:hint="eastAsia"/>
@@ -1845,7 +1854,7 @@
           <w:szCs w:val="22"/>
           <w:lang w:eastAsia="zh-CN"/>
         </w:rPr>
-        <w:t>，路径长度</w:t>
+        <w:t>降低</w:t>
       </w:r>
       <w:r>
         <w:rPr>
@@ -1854,7 +1863,7 @@
           <w:szCs w:val="22"/>
           <w:lang w:eastAsia="zh-CN"/>
         </w:rPr>
-        <w:t>降低</w:t>
+        <w:t>15%~20%</w:t>
       </w:r>
       <w:r>
         <w:rPr>
@@ -1863,15 +1872,6 @@
           <w:szCs w:val="22"/>
           <w:lang w:eastAsia="zh-CN"/>
         </w:rPr>
-        <w:t>15%~20%</w:t>
-      </w:r>
-      <w:r>
-        <w:rPr>
-          <w:rFonts w:eastAsiaTheme="minorEastAsia" w:hint="eastAsia"/>
-          <w:sz w:val="22"/>
-          <w:szCs w:val="22"/>
-          <w:lang w:eastAsia="zh-CN"/>
-        </w:rPr>
         <w:t>，</w:t>
       </w:r>
       <w:r>
@@ -2110,7 +2110,7 @@
     <w:p>
       <w:pPr>
         <w:rPr>
-          <w:rFonts w:eastAsiaTheme="minorEastAsia" w:hint="eastAsia"/>
+          <w:rFonts w:eastAsiaTheme="minorEastAsia"/>
           <w:sz w:val="19"/>
           <w:lang w:eastAsia="zh-CN"/>
         </w:rPr>
@@ -2915,7 +2915,7 @@
         <w:ind w:firstLineChars="200" w:firstLine="440"/>
         <w:jc w:val="both"/>
         <w:rPr>
-          <w:rFonts w:eastAsiaTheme="minorEastAsia" w:hint="eastAsia"/>
+          <w:rFonts w:eastAsiaTheme="minorEastAsia"/>
           <w:lang w:eastAsia="zh-CN"/>
         </w:rPr>
       </w:pPr>
@@ -4096,7 +4096,7 @@
         </w:rPr>
         <w:lastRenderedPageBreak/>
         <w:drawing>
-          <wp:anchor distT="0" distB="0" distL="114300" distR="114300" simplePos="0" relativeHeight="251789312" behindDoc="0" locked="0" layoutInCell="1" allowOverlap="1" wp14:anchorId="1733697C" wp14:editId="0FA1534C">
+          <wp:anchor distT="0" distB="0" distL="114300" distR="114300" simplePos="0" relativeHeight="251789312" behindDoc="0" locked="0" layoutInCell="1" allowOverlap="1" wp14:anchorId="1733697C" wp14:editId="4A41F45B">
             <wp:simplePos x="0" y="0"/>
             <wp:positionH relativeFrom="column">
               <wp:posOffset>1680210</wp:posOffset>
@@ -4217,7 +4217,7 @@
       <w:pPr>
         <w:ind w:firstLineChars="200" w:firstLine="440"/>
         <w:rPr>
-          <w:rFonts w:eastAsiaTheme="minorEastAsia" w:hint="eastAsia"/>
+          <w:rFonts w:eastAsiaTheme="minorEastAsia"/>
           <w:lang w:eastAsia="zh-CN"/>
         </w:rPr>
       </w:pPr>
@@ -4407,10 +4407,10 @@
             <v:path o:extrusionok="f" gradientshapeok="t" o:connecttype="rect"/>
             <o:lock v:ext="edit" aspectratio="t"/>
           </v:shapetype>
-          <v:shape id="_x0000_i1067" type="#_x0000_t75" style="width:429pt;height:25.5pt" o:ole="">
+          <v:shape id="_x0000_i1025" type="#_x0000_t75" style="width:429pt;height:26pt" o:ole="">
             <v:imagedata r:id="rId20" o:title=""/>
           </v:shape>
-          <o:OLEObject Type="Embed" ProgID="Equation.DSMT4" ShapeID="_x0000_i1067" DrawAspect="Content" ObjectID="_1831150956" r:id="rId21"/>
+          <o:OLEObject Type="Embed" ProgID="Equation.DSMT4" ShapeID="_x0000_i1025" DrawAspect="Content" ObjectID="_1831234319" r:id="rId21"/>
         </w:object>
       </w:r>
     </w:p>
@@ -4446,10 +4446,10 @@
           <w:position w:val="-16"/>
         </w:rPr>
         <w:object w:dxaOrig="460" w:dyaOrig="440" w14:anchorId="5F36DAF0">
-          <v:shape id="_x0000_i1068" type="#_x0000_t75" style="width:23pt;height:22pt" o:ole="">
+          <v:shape id="_x0000_i1026" type="#_x0000_t75" style="width:23pt;height:22pt" o:ole="">
             <v:imagedata r:id="rId22" o:title=""/>
           </v:shape>
-          <o:OLEObject Type="Embed" ProgID="Equation.DSMT4" ShapeID="_x0000_i1068" DrawAspect="Content" ObjectID="_1831150957" r:id="rId23"/>
+          <o:OLEObject Type="Embed" ProgID="Equation.DSMT4" ShapeID="_x0000_i1026" DrawAspect="Content" ObjectID="_1831234320" r:id="rId23"/>
         </w:object>
       </w:r>
       <w:bookmarkEnd w:id="17"/>
@@ -4599,10 +4599,10 @@
           <w:position w:val="-12"/>
         </w:rPr>
         <w:object w:dxaOrig="880" w:dyaOrig="360" w14:anchorId="48DC73B0">
-          <v:shape id="_x0000_i1069" type="#_x0000_t75" style="width:44pt;height:18pt" o:ole="">
+          <v:shape id="_x0000_i1027" type="#_x0000_t75" style="width:44pt;height:18pt" o:ole="">
             <v:imagedata r:id="rId24" o:title=""/>
           </v:shape>
-          <o:OLEObject Type="Embed" ProgID="Equation.DSMT4" ShapeID="_x0000_i1069" DrawAspect="Content" ObjectID="_1831150958" r:id="rId25"/>
+          <o:OLEObject Type="Embed" ProgID="Equation.DSMT4" ShapeID="_x0000_i1027" DrawAspect="Content" ObjectID="_1831234321" r:id="rId25"/>
         </w:object>
       </w:r>
       <w:r>
@@ -4687,10 +4687,10 @@
           <w:position w:val="-12"/>
         </w:rPr>
         <w:object w:dxaOrig="920" w:dyaOrig="360" w14:anchorId="4A829B8E">
-          <v:shape id="_x0000_i1070" type="#_x0000_t75" style="width:46.5pt;height:18pt" o:ole="">
+          <v:shape id="_x0000_i1028" type="#_x0000_t75" style="width:47pt;height:18pt" o:ole="">
             <v:imagedata r:id="rId26" o:title=""/>
           </v:shape>
-          <o:OLEObject Type="Embed" ProgID="Equation.DSMT4" ShapeID="_x0000_i1070" DrawAspect="Content" ObjectID="_1831150959" r:id="rId27"/>
+          <o:OLEObject Type="Embed" ProgID="Equation.DSMT4" ShapeID="_x0000_i1028" DrawAspect="Content" ObjectID="_1831234322" r:id="rId27"/>
         </w:object>
       </w:r>
       <w:r>
@@ -4774,7 +4774,7 @@
           <v:shape id="_x0000_i1029" type="#_x0000_t75" style="width:23pt;height:22pt" o:ole="">
             <v:imagedata r:id="rId22" o:title=""/>
           </v:shape>
-          <o:OLEObject Type="Embed" ProgID="Equation.DSMT4" ShapeID="_x0000_i1029" DrawAspect="Content" ObjectID="_1831150960" r:id="rId28"/>
+          <o:OLEObject Type="Embed" ProgID="Equation.DSMT4" ShapeID="_x0000_i1029" DrawAspect="Content" ObjectID="_1831234323" r:id="rId28"/>
         </w:object>
       </w:r>
       <w:r>
@@ -4793,7 +4793,7 @@
           <v:shape id="_x0000_i1030" type="#_x0000_t75" style="width:23pt;height:22pt" o:ole="">
             <v:imagedata r:id="rId29" o:title=""/>
           </v:shape>
-          <o:OLEObject Type="Embed" ProgID="Equation.DSMT4" ShapeID="_x0000_i1030" DrawAspect="Content" ObjectID="_1831150961" r:id="rId30"/>
+          <o:OLEObject Type="Embed" ProgID="Equation.DSMT4" ShapeID="_x0000_i1030" DrawAspect="Content" ObjectID="_1831234324" r:id="rId30"/>
         </w:object>
       </w:r>
       <w:r>
@@ -4849,13 +4849,81 @@
       </w:pPr>
       <w:r>
         <w:rPr>
+          <w:rFonts w:ascii="Times New Roman" w:eastAsia="宋体" w:hAnsi="Times New Roman" w:cs="Times New Roman"/>
+          <w:spacing w:val="-2"/>
+          <w:w w:val="110"/>
+          <w:lang w:eastAsia="zh-CN"/>
+        </w:rPr>
+        <w:drawing>
+          <wp:inline distT="0" distB="0" distL="0" distR="0" wp14:anchorId="6E5A8028" wp14:editId="20F36509">
+            <wp:extent cx="6483350" cy="4723130"/>
+            <wp:effectExtent l="0" t="0" r="0" b="1270"/>
+            <wp:docPr id="1841252218" name="图片 1"/>
+            <wp:cNvGraphicFramePr>
+              <a:graphicFrameLocks xmlns:a="http://schemas.openxmlformats.org/drawingml/2006/main" noChangeAspect="1"/>
+            </wp:cNvGraphicFramePr>
+            <a:graphic xmlns:a="http://schemas.openxmlformats.org/drawingml/2006/main">
+              <a:graphicData uri="http://schemas.openxmlformats.org/drawingml/2006/picture">
+                <pic:pic xmlns:pic="http://schemas.openxmlformats.org/drawingml/2006/picture">
+                  <pic:nvPicPr>
+                    <pic:cNvPr id="1841252218" name=""/>
+                    <pic:cNvPicPr/>
+                  </pic:nvPicPr>
+                  <pic:blipFill>
+                    <a:blip r:embed="rId31"/>
+                    <a:stretch>
+                      <a:fillRect/>
+                    </a:stretch>
+                  </pic:blipFill>
+                  <pic:spPr>
+                    <a:xfrm>
+                      <a:off x="0" y="0"/>
+                      <a:ext cx="6483350" cy="4723130"/>
+                    </a:xfrm>
+                    <a:prstGeom prst="rect">
+                      <a:avLst/>
+                    </a:prstGeom>
+                  </pic:spPr>
+                </pic:pic>
+              </a:graphicData>
+            </a:graphic>
+          </wp:inline>
+        </w:drawing>
+      </w:r>
+      <w:r>
+        <w:rPr>
+          <w:rFonts w:ascii="Times New Roman" w:eastAsia="宋体" w:hAnsi="Times New Roman" w:cs="Times New Roman"/>
+          <w:spacing w:val="-2"/>
+          <w:w w:val="110"/>
+          <w:lang w:eastAsia="zh-CN"/>
+        </w:rPr>
+        <w:t xml:space="preserve"> </w:t>
+      </w:r>
+    </w:p>
+    <w:p>
+      <w:pPr>
+        <w:pStyle w:val="11"/>
+        <w:tabs>
+          <w:tab w:val="left" w:pos="487"/>
+        </w:tabs>
+        <w:spacing w:before="109"/>
+        <w:jc w:val="center"/>
+        <w:rPr>
+          <w:rFonts w:ascii="Times New Roman" w:eastAsia="宋体" w:hAnsi="Times New Roman" w:cs="Times New Roman"/>
+          <w:spacing w:val="-2"/>
+          <w:w w:val="110"/>
+          <w:lang w:eastAsia="zh-CN"/>
+        </w:rPr>
+      </w:pPr>
+      <w:r>
+        <w:rPr>
           <w:rFonts w:ascii="Times New Roman" w:eastAsia="宋体" w:hAnsi="Times New Roman" w:cs="Times New Roman" w:hint="eastAsia"/>
           <w:spacing w:val="-2"/>
           <w:w w:val="110"/>
           <w:highlight w:val="yellow"/>
           <w:lang w:eastAsia="zh-CN"/>
         </w:rPr>
-        <w:t>程序框图</w:t>
+        <w:t>图</w:t>
       </w:r>
       <w:r>
         <w:rPr>
@@ -4865,7 +4933,7 @@
           <w:highlight w:val="yellow"/>
           <w:lang w:eastAsia="zh-CN"/>
         </w:rPr>
-        <w:t>准备</w:t>
+        <w:t>2 SC-RRT</w:t>
       </w:r>
       <w:r>
         <w:rPr>
@@ -4875,7 +4943,7 @@
           <w:highlight w:val="yellow"/>
           <w:lang w:eastAsia="zh-CN"/>
         </w:rPr>
-        <w:t>一份</w:t>
+        <w:t>程序框图</w:t>
       </w:r>
     </w:p>
     <w:bookmarkEnd w:id="15"/>
@@ -5535,6 +5603,7 @@
                 <w:szCs w:val="22"/>
                 <w:lang w:eastAsia="zh-CN"/>
               </w:rPr>
+              <w:lastRenderedPageBreak/>
               <w:t>3</w:t>
             </w:r>
           </w:p>
@@ -7514,15 +7583,7 @@
           <w:rFonts w:eastAsiaTheme="minorEastAsia" w:hint="eastAsia"/>
           <w:lang w:eastAsia="zh-CN"/>
         </w:rPr>
-        <w:t>变体进行对</w:t>
-      </w:r>
-      <w:r>
-        <w:rPr>
-          <w:rFonts w:eastAsiaTheme="minorEastAsia" w:hint="eastAsia"/>
-          <w:lang w:eastAsia="zh-CN"/>
-        </w:rPr>
-        <w:lastRenderedPageBreak/>
-        <w:t>比，验证</w:t>
+        <w:t>变体进行对比，验证</w:t>
       </w:r>
       <w:r>
         <w:rPr>
@@ -8431,6 +8492,7 @@
           <w:bCs w:val="0"/>
           <w:lang w:eastAsia="zh-CN"/>
         </w:rPr>
+        <w:lastRenderedPageBreak/>
         <w:t>Table 2</w:t>
       </w:r>
       <w:r>
@@ -10100,15 +10162,7 @@
           <w:rFonts w:eastAsiaTheme="minorEastAsia" w:hint="eastAsia"/>
           <w:lang w:eastAsia="zh-CN"/>
         </w:rPr>
-        <w:t>时的模拟结果，从中我们可以再次观察到收敛时间和路径成本增加的现象，就像</w:t>
-      </w:r>
-      <w:r>
-        <w:rPr>
-          <w:rFonts w:eastAsiaTheme="minorEastAsia" w:hint="eastAsia"/>
-          <w:lang w:eastAsia="zh-CN"/>
-        </w:rPr>
-        <w:lastRenderedPageBreak/>
-        <w:t>在间隔过小的情况下一样。当区间趋于无穷大时，帕累托占优机制甚至可能完全失效，导致动态</w:t>
+        <w:t>时的模拟结果，从中我们可以再次观察到收敛时间和路径成本增加的现象，就像在间隔过小的情况下一样。当区间趋于无穷大时，帕累托占优机制甚至可能完全失效，导致动态</w:t>
       </w:r>
       <w:r>
         <w:rPr>
@@ -10620,6 +10674,7 @@
           <w:rFonts w:eastAsiaTheme="minorEastAsia" w:hint="eastAsia"/>
           <w:lang w:eastAsia="zh-CN"/>
         </w:rPr>
+        <w:lastRenderedPageBreak/>
         <w:t>与传统</w:t>
       </w:r>
       <w:r>
@@ -10954,8 +11009,8 @@
           <w:lang w:eastAsia="zh-CN"/>
         </w:rPr>
         <w:sectPr>
-          <w:headerReference w:type="even" r:id="rId31"/>
-          <w:headerReference w:type="default" r:id="rId32"/>
+          <w:headerReference w:type="even" r:id="rId32"/>
+          <w:headerReference w:type="default" r:id="rId33"/>
           <w:type w:val="continuous"/>
           <w:pgSz w:w="11910" w:h="15820"/>
           <w:pgMar w:top="900" w:right="900" w:bottom="1120" w:left="800" w:header="616" w:footer="939" w:gutter="0"/>
@@ -11256,8 +11311,8 @@
           <w:lang w:eastAsia="zh-CN"/>
         </w:rPr>
         <w:sectPr>
-          <w:footerReference w:type="even" r:id="rId33"/>
-          <w:footerReference w:type="default" r:id="rId34"/>
+          <w:footerReference w:type="even" r:id="rId34"/>
+          <w:footerReference w:type="default" r:id="rId35"/>
           <w:type w:val="continuous"/>
           <w:pgSz w:w="11910" w:h="15820"/>
           <w:pgMar w:top="540" w:right="900" w:bottom="1120" w:left="800" w:header="616" w:footer="939" w:gutter="0"/>
@@ -11283,15 +11338,7 @@
           <w:rFonts w:eastAsiaTheme="minorEastAsia" w:hint="eastAsia"/>
           <w:lang w:eastAsia="zh-CN"/>
         </w:rPr>
-        <w:t>所做的那样，</w:t>
-      </w:r>
-      <w:r>
-        <w:rPr>
-          <w:rFonts w:eastAsiaTheme="minorEastAsia" w:hint="eastAsia"/>
-          <w:lang w:eastAsia="zh-CN"/>
-        </w:rPr>
-        <w:lastRenderedPageBreak/>
-        <w:t>而不是仅仅优化欧氏距离。将我们的方法应用于各种机器人，无论是机器人小车还是高自由度机械臂，以考察其在各个维度上的优越性。</w:t>
+        <w:t>所做的那样，而不是仅仅优化欧氏距离。将我们的方法应用于各种机器人，无论是机器人小车还是高自由度机械臂，以考察其在各个维度上的优越性。</w:t>
       </w:r>
     </w:p>
     <w:p>
@@ -12590,7 +12637,7 @@
         </w:rPr>
         <w:t xml:space="preserve">please E-mail to </w:t>
       </w:r>
-      <w:hyperlink r:id="rId35" w:history="1">
+      <w:hyperlink r:id="rId36" w:history="1">
         <w:r>
           <w:rPr>
             <w:sz w:val="17"/>
@@ -14139,7 +14186,7 @@
         </w:rPr>
         <w:t xml:space="preserve">. (2010). </w:t>
       </w:r>
-      <w:hyperlink r:id="rId36" w:history="1">
+      <w:hyperlink r:id="rId37" w:history="1">
         <w:r>
           <w:rPr>
             <w:color w:val="0000FF"/>
@@ -14312,7 +14359,7 @@
         </w:rPr>
         <w:t xml:space="preserve">Lavalle, S.M.: Rapidly-exploring random trees : A new tool for path planning. Research Report. </w:t>
       </w:r>
-      <w:hyperlink r:id="rId37" w:history="1">
+      <w:hyperlink r:id="rId38" w:history="1">
         <w:r>
           <w:rPr>
             <w:color w:val="0000FF"/>
@@ -14328,7 +14375,7 @@
         </w:rPr>
         <w:t xml:space="preserve"> </w:t>
       </w:r>
-      <w:hyperlink r:id="rId38" w:history="1">
+      <w:hyperlink r:id="rId39" w:history="1">
         <w:r>
           <w:rPr>
             <w:color w:val="0000FF"/>
@@ -14599,7 +14646,7 @@
         </w:rPr>
         <w:t xml:space="preserve">sys). (2019). </w:t>
       </w:r>
-      <w:hyperlink r:id="rId39" w:history="1">
+      <w:hyperlink r:id="rId40" w:history="1">
         <w:r>
           <w:rPr>
             <w:color w:val="0000FF"/>
@@ -16498,7 +16545,7 @@
         </w:rPr>
         <w:t xml:space="preserve">Gammell, J.D., S.S. Srinivasa, and T.D. Barfoot.: On Recursive Random Prolate Hyperspheroids. Eprint Arxiv, (2014). </w:t>
       </w:r>
-      <w:hyperlink r:id="rId40" w:history="1">
+      <w:hyperlink r:id="rId41" w:history="1">
         <w:r>
           <w:rPr>
             <w:color w:val="0000FF"/>
@@ -16892,7 +16939,7 @@
         </w:rPr>
         <w:t xml:space="preserve">Func- tion of a Transformation-based Hyperellipsoid Sampling Tech- nique. Stat., (2014). </w:t>
       </w:r>
-      <w:hyperlink r:id="rId41" w:history="1">
+      <w:hyperlink r:id="rId42" w:history="1">
         <w:r>
           <w:rPr>
             <w:color w:val="0000FF"/>
@@ -17146,7 +17193,7 @@
         </w:rPr>
         <w:t xml:space="preserve">(2012). </w:t>
       </w:r>
-      <w:hyperlink r:id="rId42" w:history="1">
+      <w:hyperlink r:id="rId43" w:history="1">
         <w:r>
           <w:rPr>
             <w:color w:val="0000FF"/>
@@ -23490,7 +23537,7 @@
                     <pic:cNvPicPr/>
                   </pic:nvPicPr>
                   <pic:blipFill>
-                    <a:blip r:embed="rId43"/>
+                    <a:blip r:embed="rId44"/>
                     <a:stretch>
                       <a:fillRect/>
                     </a:stretch>
@@ -23531,7 +23578,7 @@
                     <pic:cNvPicPr/>
                   </pic:nvPicPr>
                   <pic:blipFill>
-                    <a:blip r:embed="rId44"/>
+                    <a:blip r:embed="rId45"/>
                     <a:stretch>
                       <a:fillRect/>
                     </a:stretch>
@@ -23571,7 +23618,7 @@
                     <pic:cNvPicPr/>
                   </pic:nvPicPr>
                   <pic:blipFill>
-                    <a:blip r:embed="rId45"/>
+                    <a:blip r:embed="rId46"/>
                     <a:stretch>
                       <a:fillRect/>
                     </a:stretch>
@@ -24572,6 +24619,30 @@
         <w:jc w:val="both"/>
         <w:rPr>
           <w:rFonts w:eastAsiaTheme="minorEastAsia"/>
+          <w:sz w:val="17"/>
+          <w:lang w:eastAsia="zh-CN"/>
+        </w:rPr>
+      </w:pPr>
+    </w:p>
+    <w:p>
+      <w:pPr>
+        <w:spacing w:before="1" w:line="244" w:lineRule="auto"/>
+        <w:ind w:left="220" w:right="114"/>
+        <w:jc w:val="both"/>
+        <w:rPr>
+          <w:rFonts w:eastAsiaTheme="minorEastAsia"/>
+          <w:sz w:val="17"/>
+          <w:lang w:eastAsia="zh-CN"/>
+        </w:rPr>
+      </w:pPr>
+    </w:p>
+    <w:p>
+      <w:pPr>
+        <w:spacing w:before="1" w:line="244" w:lineRule="auto"/>
+        <w:ind w:right="114"/>
+        <w:jc w:val="both"/>
+        <w:rPr>
+          <w:rFonts w:eastAsiaTheme="minorEastAsia" w:hint="eastAsia"/>
           <w:sz w:val="17"/>
           <w:lang w:eastAsia="zh-CN"/>
         </w:rPr>
